--- a/Course Materials/Calc 1/Blended Sessions/Unit 1/2.3 Limit Challenge Problems_Solutions.docx
+++ b/Course Materials/Calc 1/Blended Sessions/Unit 1/2.3 Limit Challenge Problems_Solutions.docx
@@ -22,17 +22,83 @@
           <w:sz w:val="24"/>
           <w:szCs w:val="24"/>
         </w:rPr>
-        <w:t xml:space="preserve">Directions:  </w:t>
-      </w:r>
+        <w:t>Directions</w:t>
+      </w:r>
+      <w:proofErr w:type="gramStart"/>
       <w:r>
         <w:rPr>
           <w:rFonts w:ascii="Times New Roman" w:hAnsi="Times New Roman" w:cs="Times New Roman"/>
-          <w:bCs/>
+          <w:b/>
           <w:color w:val="000000"/>
           <w:sz w:val="24"/>
           <w:szCs w:val="24"/>
         </w:rPr>
-        <w:t>The goal of the following problems is to help challenge and deepen your understanding of the current topic.  Don’t assume that you will know how to answer each and every question.  You will work with at least two other students in the class to try and find solutions and write arguments for each of the following questions.  Be sure that you question your classmates’ reasoning.  If you don’t understand how they are getting something you should ASK THEM TO EXPLAIN!  Being able to defend your reasoning is important and so you are actually helping them by asking them to explain.</w:t>
+        <w:t xml:space="preserve">:  </w:t>
+      </w:r>
+      <w:r>
+        <w:rPr>
+          <w:rFonts w:ascii="Times New Roman" w:hAnsi="Times New Roman" w:cs="Times New Roman"/>
+          <w:bCs/>
+          <w:color w:val="000000"/>
+          <w:sz w:val="24"/>
+          <w:szCs w:val="24"/>
+        </w:rPr>
+        <w:t>The</w:t>
+      </w:r>
+      <w:proofErr w:type="gramEnd"/>
+      <w:r>
+        <w:rPr>
+          <w:rFonts w:ascii="Times New Roman" w:hAnsi="Times New Roman" w:cs="Times New Roman"/>
+          <w:bCs/>
+          <w:color w:val="000000"/>
+          <w:sz w:val="24"/>
+          <w:szCs w:val="24"/>
+        </w:rPr>
+        <w:t xml:space="preserve"> goal of the following problems is to help challenge and deepen your understanding of the current topic.  Don’t assume that you will know how to answer </w:t>
+      </w:r>
+      <w:proofErr w:type="gramStart"/>
+      <w:r>
+        <w:rPr>
+          <w:rFonts w:ascii="Times New Roman" w:hAnsi="Times New Roman" w:cs="Times New Roman"/>
+          <w:bCs/>
+          <w:color w:val="000000"/>
+          <w:sz w:val="24"/>
+          <w:szCs w:val="24"/>
+        </w:rPr>
+        <w:t>each and every</w:t>
+      </w:r>
+      <w:proofErr w:type="gramEnd"/>
+      <w:r>
+        <w:rPr>
+          <w:rFonts w:ascii="Times New Roman" w:hAnsi="Times New Roman" w:cs="Times New Roman"/>
+          <w:bCs/>
+          <w:color w:val="000000"/>
+          <w:sz w:val="24"/>
+          <w:szCs w:val="24"/>
+        </w:rPr>
+        <w:t xml:space="preserve"> question.  You will work with at least two other students in the class to try and find solutions and write arguments for each of the following questions.  Be sure that you question your classmates’ reasoning.  If you don’t understand how they are getting something you should ASK THEM TO EXPLAIN!  Being able to defend your reasoning is important and so you are </w:t>
+      </w:r>
+      <w:proofErr w:type="gramStart"/>
+      <w:r>
+        <w:rPr>
+          <w:rFonts w:ascii="Times New Roman" w:hAnsi="Times New Roman" w:cs="Times New Roman"/>
+          <w:bCs/>
+          <w:color w:val="000000"/>
+          <w:sz w:val="24"/>
+          <w:szCs w:val="24"/>
+        </w:rPr>
+        <w:t>actually helping</w:t>
+      </w:r>
+      <w:proofErr w:type="gramEnd"/>
+      <w:r>
+        <w:rPr>
+          <w:rFonts w:ascii="Times New Roman" w:hAnsi="Times New Roman" w:cs="Times New Roman"/>
+          <w:bCs/>
+          <w:color w:val="000000"/>
+          <w:sz w:val="24"/>
+          <w:szCs w:val="24"/>
+        </w:rPr>
+        <w:t xml:space="preserve"> them by asking them to explain.</w:t>
       </w:r>
     </w:p>
     <w:p/>
@@ -122,10 +188,10 @@
             <v:path o:extrusionok="f" gradientshapeok="t" o:connecttype="rect"/>
             <o:lock v:ext="edit" aspectratio="t"/>
           </v:shapetype>
-          <v:shape id="_x0000_i1025" type="#_x0000_t75" style="width:311.3pt;height:44.25pt" o:ole="">
+          <v:shape id="_x0000_i1025" type="#_x0000_t75" style="width:311.4pt;height:44.4pt" o:ole="">
             <v:imagedata r:id="rId7" o:title=""/>
           </v:shape>
-          <o:OLEObject Type="Embed" ProgID="Equation.DSMT4" ShapeID="_x0000_i1025" DrawAspect="Content" ObjectID="_1844965215" r:id="rId8"/>
+          <o:OLEObject Type="Embed" ProgID="Equation.DSMT4" ShapeID="_x0000_i1025" DrawAspect="Content" ObjectID="_1849804415" r:id="rId8"/>
         </w:object>
       </w:r>
     </w:p>
@@ -160,10 +226,10 @@
           <w:position w:val="-24"/>
         </w:rPr>
         <w:object w:dxaOrig="5679" w:dyaOrig="660" w14:anchorId="2DAEA547">
-          <v:shape id="_x0000_i1026" type="#_x0000_t75" style="width:284.25pt;height:33.75pt" o:ole="">
+          <v:shape id="_x0000_i1026" type="#_x0000_t75" style="width:284.4pt;height:33.6pt" o:ole="">
             <v:imagedata r:id="rId9" o:title=""/>
           </v:shape>
-          <o:OLEObject Type="Embed" ProgID="Equation.DSMT4" ShapeID="_x0000_i1026" DrawAspect="Content" ObjectID="_1844965216" r:id="rId10"/>
+          <o:OLEObject Type="Embed" ProgID="Equation.DSMT4" ShapeID="_x0000_i1026" DrawAspect="Content" ObjectID="_1849804416" r:id="rId10"/>
         </w:object>
       </w:r>
     </w:p>
@@ -217,10 +283,10 @@
           <w:position w:val="-24"/>
         </w:rPr>
         <w:object w:dxaOrig="279" w:dyaOrig="620" w14:anchorId="4CC7630A">
-          <v:shape id="_x0000_i1027" type="#_x0000_t75" style="width:14.25pt;height:30.75pt" o:ole="">
+          <v:shape id="_x0000_i1027" type="#_x0000_t75" style="width:14.4pt;height:30.6pt" o:ole="">
             <v:imagedata r:id="rId11" o:title=""/>
           </v:shape>
-          <o:OLEObject Type="Embed" ProgID="Equation.DSMT4" ShapeID="_x0000_i1027" DrawAspect="Content" ObjectID="_1844965217" r:id="rId12"/>
+          <o:OLEObject Type="Embed" ProgID="Equation.DSMT4" ShapeID="_x0000_i1027" DrawAspect="Content" ObjectID="_1849804417" r:id="rId12"/>
         </w:object>
       </w:r>
       <w:r>
@@ -247,10 +313,10 @@
           <w:position w:val="-24"/>
         </w:rPr>
         <w:object w:dxaOrig="240" w:dyaOrig="620" w14:anchorId="6D6D6902">
-          <v:shape id="_x0000_i1028" type="#_x0000_t75" style="width:12pt;height:30.75pt" o:ole="">
+          <v:shape id="_x0000_i1028" type="#_x0000_t75" style="width:12pt;height:30.6pt" o:ole="">
             <v:imagedata r:id="rId13" o:title=""/>
           </v:shape>
-          <o:OLEObject Type="Embed" ProgID="Equation.DSMT4" ShapeID="_x0000_i1028" DrawAspect="Content" ObjectID="_1844965218" r:id="rId14"/>
+          <o:OLEObject Type="Embed" ProgID="Equation.DSMT4" ShapeID="_x0000_i1028" DrawAspect="Content" ObjectID="_1849804418" r:id="rId14"/>
         </w:object>
       </w:r>
       <w:r>
@@ -280,7 +346,7 @@
           <v:shape id="_x0000_i1029" type="#_x0000_t75" style="width:12pt;height:9pt" o:ole="">
             <v:imagedata r:id="rId15" o:title=""/>
           </v:shape>
-          <o:OLEObject Type="Embed" ProgID="Equation.DSMT4" ShapeID="_x0000_i1029" DrawAspect="Content" ObjectID="_1844965219" r:id="rId16"/>
+          <o:OLEObject Type="Embed" ProgID="Equation.DSMT4" ShapeID="_x0000_i1029" DrawAspect="Content" ObjectID="_1849804419" r:id="rId16"/>
         </w:object>
       </w:r>
       <w:r>
@@ -303,10 +369,10 @@
           <w:position w:val="-24"/>
         </w:rPr>
         <w:object w:dxaOrig="1860" w:dyaOrig="620" w14:anchorId="7829E67C">
-          <v:shape id="_x0000_i1030" type="#_x0000_t75" style="width:93pt;height:30.75pt" o:ole="">
+          <v:shape id="_x0000_i1030" type="#_x0000_t75" style="width:93pt;height:30.6pt" o:ole="">
             <v:imagedata r:id="rId17" o:title=""/>
           </v:shape>
-          <o:OLEObject Type="Embed" ProgID="Equation.DSMT4" ShapeID="_x0000_i1030" DrawAspect="Content" ObjectID="_1844965220" r:id="rId18"/>
+          <o:OLEObject Type="Embed" ProgID="Equation.DSMT4" ShapeID="_x0000_i1030" DrawAspect="Content" ObjectID="_1849804420" r:id="rId18"/>
         </w:object>
       </w:r>
     </w:p>
@@ -323,10 +389,10 @@
           <w:position w:val="-24"/>
         </w:rPr>
         <w:object w:dxaOrig="1800" w:dyaOrig="620" w14:anchorId="150B56D9">
-          <v:shape id="_x0000_i1031" type="#_x0000_t75" style="width:90pt;height:30.75pt" o:ole="">
+          <v:shape id="_x0000_i1031" type="#_x0000_t75" style="width:90pt;height:30.6pt" o:ole="">
             <v:imagedata r:id="rId19" o:title=""/>
           </v:shape>
-          <o:OLEObject Type="Embed" ProgID="Equation.DSMT4" ShapeID="_x0000_i1031" DrawAspect="Content" ObjectID="_1844965221" r:id="rId20"/>
+          <o:OLEObject Type="Embed" ProgID="Equation.DSMT4" ShapeID="_x0000_i1031" DrawAspect="Content" ObjectID="_1849804421" r:id="rId20"/>
         </w:object>
       </w:r>
     </w:p>
@@ -343,10 +409,10 @@
           <w:position w:val="-24"/>
         </w:rPr>
         <w:object w:dxaOrig="1820" w:dyaOrig="660" w14:anchorId="4281E09C">
-          <v:shape id="_x0000_i1032" type="#_x0000_t75" style="width:91.45pt;height:33.75pt" o:ole="">
+          <v:shape id="_x0000_i1032" type="#_x0000_t75" style="width:91.2pt;height:33.6pt" o:ole="">
             <v:imagedata r:id="rId21" o:title=""/>
           </v:shape>
-          <o:OLEObject Type="Embed" ProgID="Equation.DSMT4" ShapeID="_x0000_i1032" DrawAspect="Content" ObjectID="_1844965222" r:id="rId22"/>
+          <o:OLEObject Type="Embed" ProgID="Equation.DSMT4" ShapeID="_x0000_i1032" DrawAspect="Content" ObjectID="_1849804422" r:id="rId22"/>
         </w:object>
       </w:r>
     </w:p>
@@ -399,10 +465,10 @@
           <w:position w:val="-56"/>
         </w:rPr>
         <w:object w:dxaOrig="2220" w:dyaOrig="980" w14:anchorId="2089A99D">
-          <v:shape id="_x0000_i1033" type="#_x0000_t75" style="width:110.2pt;height:48.75pt" o:ole="">
+          <v:shape id="_x0000_i1033" type="#_x0000_t75" style="width:110.4pt;height:48.6pt" o:ole="">
             <v:imagedata r:id="rId23" o:title=""/>
           </v:shape>
-          <o:OLEObject Type="Embed" ProgID="Equation.DSMT4" ShapeID="_x0000_i1033" DrawAspect="Content" ObjectID="_1844965223" r:id="rId24"/>
+          <o:OLEObject Type="Embed" ProgID="Equation.DSMT4" ShapeID="_x0000_i1033" DrawAspect="Content" ObjectID="_1849804423" r:id="rId24"/>
         </w:object>
       </w:r>
       <w:r>
@@ -450,10 +516,10 @@
           <w:position w:val="-54"/>
         </w:rPr>
         <w:object w:dxaOrig="7360" w:dyaOrig="1200" w14:anchorId="3622ED0C">
-          <v:shape id="_x0000_i1034" type="#_x0000_t75" style="width:368.35pt;height:60pt" o:ole="">
+          <v:shape id="_x0000_i1034" type="#_x0000_t75" style="width:368.4pt;height:60pt" o:ole="">
             <v:imagedata r:id="rId25" o:title=""/>
           </v:shape>
-          <o:OLEObject Type="Embed" ProgID="Equation.DSMT4" ShapeID="_x0000_i1034" DrawAspect="Content" ObjectID="_1844965224" r:id="rId26"/>
+          <o:OLEObject Type="Embed" ProgID="Equation.DSMT4" ShapeID="_x0000_i1034" DrawAspect="Content" ObjectID="_1849804424" r:id="rId26"/>
         </w:object>
       </w:r>
       <w:r>
@@ -482,10 +548,10 @@
           <w:position w:val="-6"/>
         </w:rPr>
         <w:object w:dxaOrig="840" w:dyaOrig="260" w14:anchorId="4700A943">
-          <v:shape id="_x0000_i1035" type="#_x0000_t75" style="width:41.25pt;height:13.5pt" o:ole="">
+          <v:shape id="_x0000_i1035" type="#_x0000_t75" style="width:41.4pt;height:13.2pt" o:ole="">
             <v:imagedata r:id="rId27" o:title=""/>
           </v:shape>
-          <o:OLEObject Type="Embed" ProgID="Equation.DSMT4" ShapeID="_x0000_i1035" DrawAspect="Content" ObjectID="_1844965225" r:id="rId28"/>
+          <o:OLEObject Type="Embed" ProgID="Equation.DSMT4" ShapeID="_x0000_i1035" DrawAspect="Content" ObjectID="_1849804425" r:id="rId28"/>
         </w:object>
       </w:r>
       <w:r>
@@ -500,10 +566,10 @@
           <w:position w:val="-24"/>
         </w:rPr>
         <w:object w:dxaOrig="1300" w:dyaOrig="620" w14:anchorId="243987AF">
-          <v:shape id="_x0000_i1036" type="#_x0000_t75" style="width:64.5pt;height:30.75pt" o:ole="">
+          <v:shape id="_x0000_i1036" type="#_x0000_t75" style="width:64.2pt;height:30.6pt" o:ole="">
             <v:imagedata r:id="rId29" o:title=""/>
           </v:shape>
-          <o:OLEObject Type="Embed" ProgID="Equation.DSMT4" ShapeID="_x0000_i1036" DrawAspect="Content" ObjectID="_1844965226" r:id="rId30"/>
+          <o:OLEObject Type="Embed" ProgID="Equation.DSMT4" ShapeID="_x0000_i1036" DrawAspect="Content" ObjectID="_1849804426" r:id="rId30"/>
         </w:object>
       </w:r>
       <w:r>
@@ -518,10 +584,10 @@
           <w:position w:val="-6"/>
         </w:rPr>
         <w:object w:dxaOrig="639" w:dyaOrig="279" w14:anchorId="493D92F5">
-          <v:shape id="_x0000_i1037" type="#_x0000_t75" style="width:31.5pt;height:14.25pt" o:ole="">
+          <v:shape id="_x0000_i1037" type="#_x0000_t75" style="width:31.8pt;height:14.4pt" o:ole="">
             <v:imagedata r:id="rId31" o:title=""/>
           </v:shape>
-          <o:OLEObject Type="Embed" ProgID="Equation.DSMT4" ShapeID="_x0000_i1037" DrawAspect="Content" ObjectID="_1844965227" r:id="rId32"/>
+          <o:OLEObject Type="Embed" ProgID="Equation.DSMT4" ShapeID="_x0000_i1037" DrawAspect="Content" ObjectID="_1849804427" r:id="rId32"/>
         </w:object>
       </w:r>
       <w:r>
@@ -555,10 +621,10 @@
           <w:position w:val="-24"/>
         </w:rPr>
         <w:object w:dxaOrig="1240" w:dyaOrig="700" w14:anchorId="03559F36">
-          <v:shape id="_x0000_i1038" type="#_x0000_t75" style="width:63pt;height:35.25pt" o:ole="">
+          <v:shape id="_x0000_i1038" type="#_x0000_t75" style="width:63pt;height:35.4pt" o:ole="">
             <v:imagedata r:id="rId33" o:title=""/>
           </v:shape>
-          <o:OLEObject Type="Embed" ProgID="Equation.DSMT4" ShapeID="_x0000_i1038" DrawAspect="Content" ObjectID="_1844965228" r:id="rId34"/>
+          <o:OLEObject Type="Embed" ProgID="Equation.DSMT4" ShapeID="_x0000_i1038" DrawAspect="Content" ObjectID="_1849804428" r:id="rId34"/>
         </w:object>
       </w:r>
       <w:r>
@@ -588,10 +654,10 @@
           <w:position w:val="-54"/>
         </w:rPr>
         <w:object w:dxaOrig="3200" w:dyaOrig="1280" w14:anchorId="621DF540">
-          <v:shape id="_x0000_i1039" type="#_x0000_t75" style="width:159.05pt;height:63.75pt" o:ole="">
+          <v:shape id="_x0000_i1039" type="#_x0000_t75" style="width:159pt;height:63.6pt" o:ole="">
             <v:imagedata r:id="rId35" o:title=""/>
           </v:shape>
-          <o:OLEObject Type="Embed" ProgID="Equation.DSMT4" ShapeID="_x0000_i1039" DrawAspect="Content" ObjectID="_1844965229" r:id="rId36"/>
+          <o:OLEObject Type="Embed" ProgID="Equation.DSMT4" ShapeID="_x0000_i1039" DrawAspect="Content" ObjectID="_1849804429" r:id="rId36"/>
         </w:object>
       </w:r>
       <w:r>
@@ -620,10 +686,10 @@
           <w:position w:val="-6"/>
         </w:rPr>
         <w:object w:dxaOrig="840" w:dyaOrig="220" w14:anchorId="7D3B571B">
-          <v:shape id="_x0000_i1040" type="#_x0000_t75" style="width:41.25pt;height:11.25pt" o:ole="">
+          <v:shape id="_x0000_i1040" type="#_x0000_t75" style="width:41.4pt;height:11.4pt" o:ole="">
             <v:imagedata r:id="rId37" o:title=""/>
           </v:shape>
-          <o:OLEObject Type="Embed" ProgID="Equation.DSMT4" ShapeID="_x0000_i1040" DrawAspect="Content" ObjectID="_1844965230" r:id="rId38"/>
+          <o:OLEObject Type="Embed" ProgID="Equation.DSMT4" ShapeID="_x0000_i1040" DrawAspect="Content" ObjectID="_1849804430" r:id="rId38"/>
         </w:object>
       </w:r>
       <w:r>
@@ -638,10 +704,10 @@
           <w:position w:val="-6"/>
         </w:rPr>
         <w:object w:dxaOrig="560" w:dyaOrig="279" w14:anchorId="69D10792">
-          <v:shape id="_x0000_i1041" type="#_x0000_t75" style="width:27.75pt;height:14.25pt" o:ole="">
+          <v:shape id="_x0000_i1041" type="#_x0000_t75" style="width:27.6pt;height:14.4pt" o:ole="">
             <v:imagedata r:id="rId39" o:title=""/>
           </v:shape>
-          <o:OLEObject Type="Embed" ProgID="Equation.DSMT4" ShapeID="_x0000_i1041" DrawAspect="Content" ObjectID="_1844965231" r:id="rId40"/>
+          <o:OLEObject Type="Embed" ProgID="Equation.DSMT4" ShapeID="_x0000_i1041" DrawAspect="Content" ObjectID="_1849804431" r:id="rId40"/>
         </w:object>
       </w:r>
       <w:r>
@@ -656,17 +722,31 @@
           <w:position w:val="-8"/>
         </w:rPr>
         <w:object w:dxaOrig="980" w:dyaOrig="400" w14:anchorId="3DC82498">
-          <v:shape id="_x0000_i1042" type="#_x0000_t75" style="width:48.75pt;height:20.25pt" o:ole="">
+          <v:shape id="_x0000_i1042" type="#_x0000_t75" style="width:48.6pt;height:20.4pt" o:ole="">
             <v:imagedata r:id="rId41" o:title=""/>
           </v:shape>
-          <o:OLEObject Type="Embed" ProgID="Equation.DSMT4" ShapeID="_x0000_i1042" DrawAspect="Content" ObjectID="_1844965232" r:id="rId42"/>
+          <o:OLEObject Type="Embed" ProgID="Equation.DSMT4" ShapeID="_x0000_i1042" DrawAspect="Content" ObjectID="_1849804432" r:id="rId42"/>
         </w:object>
       </w:r>
       <w:r>
         <w:rPr>
           <w:bCs/>
         </w:rPr>
-        <w:t xml:space="preserve">.  So we have that </w:t>
+        <w:t xml:space="preserve">.  </w:t>
+      </w:r>
+      <w:proofErr w:type="gramStart"/>
+      <w:r>
+        <w:rPr>
+          <w:bCs/>
+        </w:rPr>
+        <w:t>So</w:t>
+      </w:r>
+      <w:proofErr w:type="gramEnd"/>
+      <w:r>
+        <w:rPr>
+          <w:bCs/>
+        </w:rPr>
+        <w:t xml:space="preserve"> we have that </w:t>
       </w:r>
     </w:p>
     <w:p>
@@ -682,12 +762,47 @@
           <w:position w:val="-54"/>
         </w:rPr>
         <w:object w:dxaOrig="7860" w:dyaOrig="1340" w14:anchorId="460EB7DC">
-          <v:shape id="_x0000_i1043" type="#_x0000_t75" style="width:393.8pt;height:66.75pt" o:ole="">
+          <v:shape id="_x0000_i1043" type="#_x0000_t75" style="width:393.6pt;height:66.6pt" o:ole="">
             <v:imagedata r:id="rId43" o:title=""/>
           </v:shape>
-          <o:OLEObject Type="Embed" ProgID="Equation.DSMT4" ShapeID="_x0000_i1043" DrawAspect="Content" ObjectID="_1844965233" r:id="rId44"/>
+          <o:OLEObject Type="Embed" ProgID="Equation.DSMT4" ShapeID="_x0000_i1043" DrawAspect="Content" ObjectID="_1849804433" r:id="rId44"/>
         </w:object>
       </w:r>
+    </w:p>
+    <w:p>
+      <w:pPr>
+        <w:rPr>
+          <w:bCs/>
+        </w:rPr>
+      </w:pPr>
+    </w:p>
+    <w:p>
+      <w:pPr>
+        <w:rPr>
+          <w:bCs/>
+        </w:rPr>
+      </w:pPr>
+    </w:p>
+    <w:p>
+      <w:pPr>
+        <w:rPr>
+          <w:bCs/>
+        </w:rPr>
+      </w:pPr>
+    </w:p>
+    <w:p>
+      <w:pPr>
+        <w:rPr>
+          <w:bCs/>
+        </w:rPr>
+      </w:pPr>
+    </w:p>
+    <w:p>
+      <w:pPr>
+        <w:rPr>
+          <w:bCs/>
+        </w:rPr>
+      </w:pPr>
     </w:p>
     <w:p>
       <w:pPr>
@@ -725,258 +840,210 @@
           <w:numId w:val="23"/>
         </w:numPr>
         <w:rPr>
-          <w:szCs w:val="24"/>
-        </w:rPr>
-      </w:pPr>
-      <w:r>
-        <w:rPr>
-          <w:szCs w:val="24"/>
-        </w:rPr>
-        <w:t xml:space="preserve">Determine the horizontal and vertical asymptotes to </w:t>
-      </w:r>
-      <w:r>
-        <w:rPr>
+          <w:bCs/>
+        </w:rPr>
+      </w:pPr>
+      <w:r>
+        <w:rPr>
+          <w:bCs/>
+        </w:rPr>
+        <w:t xml:space="preserve">Evaluate the limit </w:t>
+      </w:r>
+      <w:r>
+        <w:rPr>
+          <w:bCs/>
           <w:position w:val="-24"/>
-          <w:szCs w:val="24"/>
-        </w:rPr>
-        <w:object w:dxaOrig="1500" w:dyaOrig="660" w14:anchorId="70F18503">
-          <v:shape id="_x0000_i1044" type="#_x0000_t75" style="width:75pt;height:33.75pt" o:ole="">
+        </w:rPr>
+        <w:object w:dxaOrig="1280" w:dyaOrig="700" w14:anchorId="6DDCA926">
+          <v:shape id="_x0000_i1136" type="#_x0000_t75" style="width:64.8pt;height:35.4pt" o:ole="">
             <v:imagedata r:id="rId45" o:title=""/>
           </v:shape>
-          <o:OLEObject Type="Embed" ProgID="Equation.DSMT4" ShapeID="_x0000_i1044" DrawAspect="Content" ObjectID="_1844965234" r:id="rId46"/>
+          <o:OLEObject Type="Embed" ProgID="Equation.DSMT4" ShapeID="_x0000_i1136" DrawAspect="Content" ObjectID="_1849804434" r:id="rId46"/>
         </w:object>
       </w:r>
-    </w:p>
-    <w:p>
-      <w:pPr>
-        <w:ind w:left="720"/>
-        <w:rPr>
-          <w:szCs w:val="24"/>
-        </w:rPr>
-      </w:pPr>
-    </w:p>
-    <w:p>
-      <w:pPr>
-        <w:ind w:left="720"/>
-        <w:rPr>
-          <w:szCs w:val="24"/>
-        </w:rPr>
-      </w:pPr>
-      <w:r>
-        <w:rPr>
-          <w:szCs w:val="24"/>
-        </w:rPr>
-        <w:t xml:space="preserve">A vertical asymptote would occur at </w:t>
-      </w:r>
-      <w:r>
-        <w:rPr>
-          <w:i/>
-          <w:iCs/>
-          <w:szCs w:val="24"/>
-        </w:rPr>
-        <w:t>x</w:t>
-      </w:r>
-      <w:r>
-        <w:rPr>
-          <w:szCs w:val="24"/>
-        </w:rPr>
-        <w:t xml:space="preserve"> values where the denominator equals 0 and the numerator doesn’t equal 0.  We see that </w:t>
-      </w:r>
-      <w:r>
-        <w:rPr>
-          <w:position w:val="-28"/>
-          <w:szCs w:val="24"/>
-        </w:rPr>
-        <w:object w:dxaOrig="3720" w:dyaOrig="680" w14:anchorId="7C88BC32">
-          <v:shape id="_x0000_i1045" type="#_x0000_t75" style="width:186.75pt;height:33.75pt" o:ole="">
+      <w:r>
+        <w:rPr>
+          <w:bCs/>
+        </w:rPr>
+        <w:t>providing full justification.</w:t>
+      </w:r>
+    </w:p>
+    <w:p>
+      <w:pPr>
+        <w:ind w:firstLine="720"/>
+        <w:rPr>
+          <w:bCs/>
+        </w:rPr>
+      </w:pPr>
+      <w:r>
+        <w:rPr>
+          <w:bCs/>
+          <w:position w:val="-54"/>
+        </w:rPr>
+        <w:object w:dxaOrig="3360" w:dyaOrig="1280" w14:anchorId="455205B3">
+          <v:shape id="_x0000_i1134" type="#_x0000_t75" style="width:166.8pt;height:63.6pt" o:ole="">
             <v:imagedata r:id="rId47" o:title=""/>
           </v:shape>
-          <o:OLEObject Type="Embed" ProgID="Equation.DSMT4" ShapeID="_x0000_i1045" DrawAspect="Content" ObjectID="_1844965235" r:id="rId48"/>
+          <o:OLEObject Type="Embed" ProgID="Equation.DSMT4" ShapeID="_x0000_i1134" DrawAspect="Content" ObjectID="_1849804435" r:id="rId48"/>
         </w:object>
       </w:r>
       <w:r>
         <w:rPr>
-          <w:szCs w:val="24"/>
-        </w:rPr>
-        <w:t xml:space="preserve">.  Therefore, there is a vertical asymptote of </w:t>
-      </w:r>
-      <w:r>
-        <w:rPr>
-          <w:position w:val="-28"/>
-          <w:szCs w:val="24"/>
-        </w:rPr>
-        <w:object w:dxaOrig="1060" w:dyaOrig="680" w14:anchorId="24A8D0F6">
-          <v:shape id="_x0000_i1046" type="#_x0000_t75" style="width:52.5pt;height:33.75pt" o:ole="">
-            <v:imagedata r:id="rId49" o:title=""/>
+          <w:bCs/>
+        </w:rPr>
+        <w:t>.</w:t>
+      </w:r>
+    </w:p>
+    <w:p>
+      <w:pPr>
+        <w:ind w:firstLine="720"/>
+        <w:rPr>
+          <w:bCs/>
+        </w:rPr>
+      </w:pPr>
+      <w:r>
+        <w:rPr>
+          <w:bCs/>
+        </w:rPr>
+        <w:t xml:space="preserve">We then note that if </w:t>
+      </w:r>
+      <w:r>
+        <w:rPr>
+          <w:bCs/>
+          <w:position w:val="-6"/>
+        </w:rPr>
+        <w:object w:dxaOrig="840" w:dyaOrig="220" w14:anchorId="76B17745">
+          <v:shape id="_x0000_i1100" type="#_x0000_t75" style="width:41.4pt;height:11.4pt" o:ole="">
+            <v:imagedata r:id="rId37" o:title=""/>
           </v:shape>
-          <o:OLEObject Type="Embed" ProgID="Equation.DSMT4" ShapeID="_x0000_i1046" DrawAspect="Content" ObjectID="_1844965236" r:id="rId50"/>
+          <o:OLEObject Type="Embed" ProgID="Equation.DSMT4" ShapeID="_x0000_i1100" DrawAspect="Content" ObjectID="_1849804436" r:id="rId49"/>
         </w:object>
       </w:r>
-    </w:p>
-    <w:p>
-      <w:pPr>
-        <w:rPr>
-          <w:szCs w:val="24"/>
-        </w:rPr>
-      </w:pPr>
-      <w:r>
-        <w:rPr>
-          <w:szCs w:val="24"/>
-        </w:rPr>
-        <w:tab/>
-        <w:t xml:space="preserve">Horizontal asymptotes of the graph can be found by computing </w:t>
-      </w:r>
-      <w:r>
-        <w:rPr>
-          <w:position w:val="-20"/>
-          <w:szCs w:val="24"/>
-        </w:rPr>
-        <w:object w:dxaOrig="2200" w:dyaOrig="460" w14:anchorId="7B653E83">
-          <v:shape id="_x0000_i1047" type="#_x0000_t75" style="width:109.45pt;height:23.25pt" o:ole="">
+      <w:r>
+        <w:rPr>
+          <w:bCs/>
+        </w:rPr>
+        <w:t xml:space="preserve">, then we can assume that </w:t>
+      </w:r>
+      <w:r>
+        <w:rPr>
+          <w:bCs/>
+          <w:position w:val="-6"/>
+        </w:rPr>
+        <w:object w:dxaOrig="560" w:dyaOrig="279" w14:anchorId="11398AB4">
+          <v:shape id="_x0000_i1101" type="#_x0000_t75" style="width:27.6pt;height:14.4pt" o:ole="">
+            <v:imagedata r:id="rId39" o:title=""/>
+          </v:shape>
+          <o:OLEObject Type="Embed" ProgID="Equation.DSMT4" ShapeID="_x0000_i1101" DrawAspect="Content" ObjectID="_1849804437" r:id="rId50"/>
+        </w:object>
+      </w:r>
+      <w:r>
+        <w:rPr>
+          <w:bCs/>
+        </w:rPr>
+        <w:t xml:space="preserve">and therefore </w:t>
+      </w:r>
+      <w:r>
+        <w:rPr>
+          <w:bCs/>
+          <w:position w:val="-8"/>
+        </w:rPr>
+        <w:object w:dxaOrig="940" w:dyaOrig="400" w14:anchorId="678ADFF3">
+          <v:shape id="_x0000_i1121" type="#_x0000_t75" style="width:46.8pt;height:20.4pt" o:ole="">
             <v:imagedata r:id="rId51" o:title=""/>
           </v:shape>
-          <o:OLEObject Type="Embed" ProgID="Equation.DSMT4" ShapeID="_x0000_i1047" DrawAspect="Content" ObjectID="_1844965237" r:id="rId52"/>
+          <o:OLEObject Type="Embed" ProgID="Equation.DSMT4" ShapeID="_x0000_i1121" DrawAspect="Content" ObjectID="_1849804438" r:id="rId52"/>
         </w:object>
       </w:r>
       <w:r>
         <w:rPr>
-          <w:szCs w:val="24"/>
-        </w:rPr>
-        <w:t>.</w:t>
-      </w:r>
-    </w:p>
-    <w:p>
-      <w:pPr>
-        <w:rPr>
-          <w:szCs w:val="24"/>
-        </w:rPr>
-      </w:pPr>
-      <w:r>
-        <w:rPr>
-          <w:szCs w:val="24"/>
-        </w:rPr>
-        <w:tab/>
-        <w:t>We calculate that</w:t>
-      </w:r>
-    </w:p>
-    <w:p>
-      <w:pPr>
-        <w:rPr>
-          <w:szCs w:val="24"/>
-        </w:rPr>
-      </w:pPr>
-      <w:r>
-        <w:rPr>
-          <w:szCs w:val="24"/>
-        </w:rPr>
-        <w:tab/>
-      </w:r>
-      <w:r>
-        <w:rPr>
-          <w:szCs w:val="24"/>
-        </w:rPr>
-        <w:tab/>
-      </w:r>
-      <w:r>
-        <w:rPr>
+          <w:bCs/>
+        </w:rPr>
+        <w:t xml:space="preserve">.  </w:t>
+      </w:r>
+      <w:proofErr w:type="gramStart"/>
+      <w:r>
+        <w:rPr>
+          <w:bCs/>
+        </w:rPr>
+        <w:t>So</w:t>
+      </w:r>
+      <w:proofErr w:type="gramEnd"/>
+      <w:r>
+        <w:rPr>
+          <w:bCs/>
+        </w:rPr>
+        <w:t xml:space="preserve"> we have that </w:t>
+      </w:r>
+    </w:p>
+    <w:p>
+      <w:pPr>
+        <w:ind w:firstLine="720"/>
+        <w:rPr>
+          <w:bCs/>
+        </w:rPr>
+      </w:pPr>
+      <w:r>
+        <w:rPr>
+          <w:bCs/>
           <w:position w:val="-54"/>
-          <w:szCs w:val="24"/>
-        </w:rPr>
-        <w:object w:dxaOrig="6420" w:dyaOrig="1200" w14:anchorId="761C1CED">
-          <v:shape id="_x0000_i1048" type="#_x0000_t75" style="width:321pt;height:60pt" o:ole="">
+        </w:rPr>
+        <w:object w:dxaOrig="6960" w:dyaOrig="1340" w14:anchorId="55BE4ED5">
+          <v:shape id="_x0000_i1141" type="#_x0000_t75" style="width:348.6pt;height:66.6pt" o:ole="">
             <v:imagedata r:id="rId53" o:title=""/>
           </v:shape>
-          <o:OLEObject Type="Embed" ProgID="Equation.DSMT4" ShapeID="_x0000_i1048" DrawAspect="Content" ObjectID="_1844965238" r:id="rId54"/>
+          <o:OLEObject Type="Embed" ProgID="Equation.DSMT4" ShapeID="_x0000_i1141" DrawAspect="Content" ObjectID="_1849804439" r:id="rId54"/>
         </w:object>
       </w:r>
     </w:p>
     <w:p>
       <w:pPr>
         <w:rPr>
-          <w:szCs w:val="24"/>
-        </w:rPr>
-      </w:pPr>
-      <w:r>
-        <w:rPr>
-          <w:szCs w:val="24"/>
-        </w:rPr>
-        <w:tab/>
-      </w:r>
-      <w:r>
-        <w:rPr>
-          <w:szCs w:val="24"/>
-        </w:rPr>
-        <w:tab/>
-      </w:r>
-      <w:r>
-        <w:rPr>
-          <w:position w:val="-32"/>
-          <w:szCs w:val="24"/>
-        </w:rPr>
-        <w:object w:dxaOrig="4420" w:dyaOrig="740" w14:anchorId="2F8E9B52">
-          <v:shape id="_x0000_i1049" type="#_x0000_t75" style="width:221.2pt;height:36.75pt" o:ole="">
-            <v:imagedata r:id="rId55" o:title=""/>
-          </v:shape>
-          <o:OLEObject Type="Embed" ProgID="Equation.DSMT4" ShapeID="_x0000_i1049" DrawAspect="Content" ObjectID="_1844965239" r:id="rId56"/>
-        </w:object>
-      </w:r>
-    </w:p>
-    <w:p>
-      <w:pPr>
-        <w:rPr>
-          <w:szCs w:val="24"/>
-        </w:rPr>
-      </w:pPr>
-    </w:p>
-    <w:p>
-      <w:pPr>
-        <w:rPr>
-          <w:szCs w:val="24"/>
-        </w:rPr>
-      </w:pPr>
-      <w:r>
-        <w:rPr>
-          <w:szCs w:val="24"/>
-        </w:rPr>
-        <w:tab/>
-        <w:t xml:space="preserve">Therefore </w:t>
-      </w:r>
-      <w:r>
-        <w:rPr>
-          <w:position w:val="-14"/>
-          <w:szCs w:val="24"/>
-        </w:rPr>
-        <w:object w:dxaOrig="580" w:dyaOrig="400" w14:anchorId="0CE96FEF">
-          <v:shape id="_x0000_i1050" type="#_x0000_t75" style="width:29.25pt;height:20.25pt" o:ole="">
-            <v:imagedata r:id="rId57" o:title=""/>
-          </v:shape>
-          <o:OLEObject Type="Embed" ProgID="Equation.DSMT4" ShapeID="_x0000_i1050" DrawAspect="Content" ObjectID="_1844965240" r:id="rId58"/>
-        </w:object>
-      </w:r>
-      <w:r>
-        <w:rPr>
-          <w:szCs w:val="24"/>
-        </w:rPr>
-        <w:t xml:space="preserve">has two horizontal asymptotes: </w:t>
-      </w:r>
-      <w:r>
-        <w:rPr>
-          <w:position w:val="-24"/>
-          <w:szCs w:val="24"/>
-        </w:rPr>
-        <w:object w:dxaOrig="1579" w:dyaOrig="620" w14:anchorId="7277E0D0">
-          <v:shape id="_x0000_i1051" type="#_x0000_t75" style="width:78.7pt;height:30.75pt" o:ole="">
-            <v:imagedata r:id="rId59" o:title=""/>
-          </v:shape>
-          <o:OLEObject Type="Embed" ProgID="Equation.DSMT4" ShapeID="_x0000_i1051" DrawAspect="Content" ObjectID="_1844965241" r:id="rId60"/>
-        </w:object>
-      </w:r>
-      <w:r>
-        <w:rPr>
-          <w:szCs w:val="24"/>
-        </w:rPr>
-        <w:t>.</w:t>
-      </w:r>
+          <w:bCs/>
+        </w:rPr>
+      </w:pPr>
+    </w:p>
+    <w:p>
+      <w:pPr>
+        <w:rPr>
+          <w:bCs/>
+        </w:rPr>
+      </w:pPr>
+    </w:p>
+    <w:p>
+      <w:pPr>
+        <w:rPr>
+          <w:bCs/>
+        </w:rPr>
+      </w:pPr>
+    </w:p>
+    <w:p>
+      <w:pPr>
+        <w:rPr>
+          <w:bCs/>
+        </w:rPr>
+      </w:pPr>
+    </w:p>
+    <w:p>
+      <w:pPr>
+        <w:rPr>
+          <w:bCs/>
+        </w:rPr>
+      </w:pPr>
+    </w:p>
+    <w:p>
+      <w:pPr>
+        <w:rPr>
+          <w:bCs/>
+        </w:rPr>
+      </w:pPr>
+    </w:p>
+    <w:p>
+      <w:pPr>
+        <w:rPr>
+          <w:bCs/>
+        </w:rPr>
+      </w:pPr>
     </w:p>
     <w:p>
       <w:pPr>
@@ -1028,57 +1095,118 @@
           <w:numId w:val="23"/>
         </w:numPr>
         <w:rPr>
-          <w:bCs/>
-        </w:rPr>
-      </w:pPr>
-      <w:r>
-        <w:rPr>
-          <w:bCs/>
-        </w:rPr>
+          <w:szCs w:val="24"/>
+        </w:rPr>
+      </w:pPr>
+      <w:r>
+        <w:rPr>
+          <w:szCs w:val="24"/>
+        </w:rPr>
+        <w:lastRenderedPageBreak/>
         <w:t xml:space="preserve">Determine the horizontal and vertical asymptotes to </w:t>
       </w:r>
       <w:r>
         <w:rPr>
-          <w:bCs/>
-          <w:position w:val="-80"/>
-        </w:rPr>
-        <w:object w:dxaOrig="2880" w:dyaOrig="1719" w14:anchorId="617C584A">
-          <v:shape id="_x0000_i1052" type="#_x0000_t75" style="width:2in;height:86.2pt" o:ole="">
+          <w:position w:val="-24"/>
+          <w:szCs w:val="24"/>
+        </w:rPr>
+        <w:object w:dxaOrig="1500" w:dyaOrig="660" w14:anchorId="70F18503">
+          <v:shape id="_x0000_i1044" type="#_x0000_t75" style="width:75pt;height:33.6pt" o:ole="">
+            <v:imagedata r:id="rId55" o:title=""/>
+          </v:shape>
+          <o:OLEObject Type="Embed" ProgID="Equation.DSMT4" ShapeID="_x0000_i1044" DrawAspect="Content" ObjectID="_1849804440" r:id="rId56"/>
+        </w:object>
+      </w:r>
+    </w:p>
+    <w:p>
+      <w:pPr>
+        <w:ind w:left="720"/>
+        <w:rPr>
+          <w:szCs w:val="24"/>
+        </w:rPr>
+      </w:pPr>
+    </w:p>
+    <w:p>
+      <w:pPr>
+        <w:ind w:left="720"/>
+        <w:rPr>
+          <w:szCs w:val="24"/>
+        </w:rPr>
+      </w:pPr>
+      <w:r>
+        <w:rPr>
+          <w:szCs w:val="24"/>
+        </w:rPr>
+        <w:t xml:space="preserve">A vertical asymptote would occur at </w:t>
+      </w:r>
+      <w:r>
+        <w:rPr>
+          <w:i/>
+          <w:iCs/>
+          <w:szCs w:val="24"/>
+        </w:rPr>
+        <w:t>x</w:t>
+      </w:r>
+      <w:r>
+        <w:rPr>
+          <w:szCs w:val="24"/>
+        </w:rPr>
+        <w:t xml:space="preserve"> values where the denominator equals 0 and the numerator doesn’t equal 0.  We see that </w:t>
+      </w:r>
+      <w:r>
+        <w:rPr>
+          <w:position w:val="-28"/>
+          <w:szCs w:val="24"/>
+        </w:rPr>
+        <w:object w:dxaOrig="3720" w:dyaOrig="680" w14:anchorId="7C88BC32">
+          <v:shape id="_x0000_i1045" type="#_x0000_t75" style="width:186.6pt;height:33.6pt" o:ole="">
+            <v:imagedata r:id="rId57" o:title=""/>
+          </v:shape>
+          <o:OLEObject Type="Embed" ProgID="Equation.DSMT4" ShapeID="_x0000_i1045" DrawAspect="Content" ObjectID="_1849804441" r:id="rId58"/>
+        </w:object>
+      </w:r>
+      <w:r>
+        <w:rPr>
+          <w:szCs w:val="24"/>
+        </w:rPr>
+        <w:t xml:space="preserve">.  Therefore, there is a vertical asymptote of </w:t>
+      </w:r>
+      <w:r>
+        <w:rPr>
+          <w:position w:val="-28"/>
+          <w:szCs w:val="24"/>
+        </w:rPr>
+        <w:object w:dxaOrig="1060" w:dyaOrig="680" w14:anchorId="24A8D0F6">
+          <v:shape id="_x0000_i1046" type="#_x0000_t75" style="width:52.8pt;height:33.6pt" o:ole="">
+            <v:imagedata r:id="rId59" o:title=""/>
+          </v:shape>
+          <o:OLEObject Type="Embed" ProgID="Equation.DSMT4" ShapeID="_x0000_i1046" DrawAspect="Content" ObjectID="_1849804442" r:id="rId60"/>
+        </w:object>
+      </w:r>
+    </w:p>
+    <w:p>
+      <w:pPr>
+        <w:rPr>
+          <w:szCs w:val="24"/>
+        </w:rPr>
+      </w:pPr>
+      <w:r>
+        <w:rPr>
+          <w:szCs w:val="24"/>
+        </w:rPr>
+        <w:tab/>
+        <w:t xml:space="preserve">Horizontal asymptotes of the graph can be found by computing </w:t>
+      </w:r>
+      <w:r>
+        <w:rPr>
+          <w:position w:val="-20"/>
+          <w:szCs w:val="24"/>
+        </w:rPr>
+        <w:object w:dxaOrig="2200" w:dyaOrig="460" w14:anchorId="7B653E83">
+          <v:shape id="_x0000_i1047" type="#_x0000_t75" style="width:109.2pt;height:23.4pt" o:ole="">
             <v:imagedata r:id="rId61" o:title=""/>
           </v:shape>
-          <o:OLEObject Type="Embed" ProgID="Equation.DSMT4" ShapeID="_x0000_i1052" DrawAspect="Content" ObjectID="_1844965242" r:id="rId62"/>
-        </w:object>
-      </w:r>
-      <w:r>
-        <w:rPr>
-          <w:bCs/>
-        </w:rPr>
-        <w:t>.</w:t>
-      </w:r>
-    </w:p>
-    <w:p>
-      <w:pPr>
-        <w:ind w:firstLine="720"/>
-        <w:rPr>
-          <w:szCs w:val="24"/>
-        </w:rPr>
-      </w:pPr>
-      <w:r>
-        <w:rPr>
-          <w:szCs w:val="24"/>
-        </w:rPr>
-        <w:t xml:space="preserve">Horizontal asymptotes of the graph can be found by computing </w:t>
-      </w:r>
-      <w:r>
-        <w:rPr>
-          <w:position w:val="-20"/>
-          <w:szCs w:val="24"/>
-        </w:rPr>
-        <w:object w:dxaOrig="2200" w:dyaOrig="460" w14:anchorId="7CCEBD6D">
-          <v:shape id="_x0000_i1053" type="#_x0000_t75" style="width:109.45pt;height:23.25pt" o:ole="">
-            <v:imagedata r:id="rId51" o:title=""/>
-          </v:shape>
-          <o:OLEObject Type="Embed" ProgID="Equation.DSMT4" ShapeID="_x0000_i1053" DrawAspect="Content" ObjectID="_1844965243" r:id="rId63"/>
+          <o:OLEObject Type="Embed" ProgID="Equation.DSMT4" ShapeID="_x0000_i1047" DrawAspect="Content" ObjectID="_1849804443" r:id="rId62"/>
         </w:object>
       </w:r>
       <w:r>
@@ -1122,22 +1250,16 @@
       </w:r>
       <w:r>
         <w:rPr>
-          <w:position w:val="-20"/>
-          <w:szCs w:val="24"/>
-        </w:rPr>
-        <w:object w:dxaOrig="2180" w:dyaOrig="460" w14:anchorId="2246076B">
-          <v:shape id="_x0000_i1054" type="#_x0000_t75" style="width:108.8pt;height:23.25pt" o:ole="">
-            <v:imagedata r:id="rId64" o:title=""/>
+          <w:position w:val="-54"/>
+          <w:szCs w:val="24"/>
+        </w:rPr>
+        <w:object w:dxaOrig="6420" w:dyaOrig="1200" w14:anchorId="761C1CED">
+          <v:shape id="_x0000_i1048" type="#_x0000_t75" style="width:321pt;height:60pt" o:ole="">
+            <v:imagedata r:id="rId63" o:title=""/>
           </v:shape>
-          <o:OLEObject Type="Embed" ProgID="Equation.DSMT4" ShapeID="_x0000_i1054" DrawAspect="Content" ObjectID="_1844965244" r:id="rId65"/>
+          <o:OLEObject Type="Embed" ProgID="Equation.DSMT4" ShapeID="_x0000_i1048" DrawAspect="Content" ObjectID="_1849804444" r:id="rId64"/>
         </w:object>
       </w:r>
-      <w:r>
-        <w:rPr>
-          <w:szCs w:val="24"/>
-        </w:rPr>
-        <w:t xml:space="preserve"> and this limit DNE.</w:t>
-      </w:r>
     </w:p>
     <w:p>
       <w:pPr>
@@ -1159,16 +1281,23 @@
       </w:r>
       <w:r>
         <w:rPr>
-          <w:position w:val="-54"/>
-          <w:szCs w:val="24"/>
-        </w:rPr>
-        <w:object w:dxaOrig="5960" w:dyaOrig="920" w14:anchorId="7397616B">
-          <v:shape id="_x0000_i1055" type="#_x0000_t75" style="width:299.2pt;height:45.75pt" o:ole="">
-            <v:imagedata r:id="rId66" o:title=""/>
+          <w:position w:val="-32"/>
+          <w:szCs w:val="24"/>
+        </w:rPr>
+        <w:object w:dxaOrig="4420" w:dyaOrig="740" w14:anchorId="2F8E9B52">
+          <v:shape id="_x0000_i1049" type="#_x0000_t75" style="width:221.4pt;height:36.6pt" o:ole="">
+            <v:imagedata r:id="rId65" o:title=""/>
           </v:shape>
-          <o:OLEObject Type="Embed" ProgID="Equation.DSMT4" ShapeID="_x0000_i1055" DrawAspect="Content" ObjectID="_1844965245" r:id="rId67"/>
+          <o:OLEObject Type="Embed" ProgID="Equation.DSMT4" ShapeID="_x0000_i1049" DrawAspect="Content" ObjectID="_1849804445" r:id="rId66"/>
         </w:object>
       </w:r>
+    </w:p>
+    <w:p>
+      <w:pPr>
+        <w:rPr>
+          <w:szCs w:val="24"/>
+        </w:rPr>
+      </w:pPr>
     </w:p>
     <w:p>
       <w:pPr>
@@ -1188,29 +1317,29 @@
           <w:position w:val="-14"/>
           <w:szCs w:val="24"/>
         </w:rPr>
-        <w:object w:dxaOrig="580" w:dyaOrig="400" w14:anchorId="11814600">
-          <v:shape id="_x0000_i1056" type="#_x0000_t75" style="width:29.25pt;height:20.25pt" o:ole="">
-            <v:imagedata r:id="rId57" o:title=""/>
+        <w:object w:dxaOrig="580" w:dyaOrig="400" w14:anchorId="0CE96FEF">
+          <v:shape id="_x0000_i1050" type="#_x0000_t75" style="width:29.4pt;height:20.4pt" o:ole="">
+            <v:imagedata r:id="rId67" o:title=""/>
           </v:shape>
-          <o:OLEObject Type="Embed" ProgID="Equation.DSMT4" ShapeID="_x0000_i1056" DrawAspect="Content" ObjectID="_1844965246" r:id="rId68"/>
+          <o:OLEObject Type="Embed" ProgID="Equation.DSMT4" ShapeID="_x0000_i1050" DrawAspect="Content" ObjectID="_1849804446" r:id="rId68"/>
         </w:object>
       </w:r>
       <w:r>
         <w:rPr>
           <w:szCs w:val="24"/>
         </w:rPr>
-        <w:t xml:space="preserve">has a single horizontal asymptote of </w:t>
-      </w:r>
-      <w:r>
-        <w:rPr>
-          <w:position w:val="-10"/>
-          <w:szCs w:val="24"/>
-        </w:rPr>
-        <w:object w:dxaOrig="580" w:dyaOrig="320" w14:anchorId="276738DB">
-          <v:shape id="_x0000_i1057" type="#_x0000_t75" style="width:29.25pt;height:15pt" o:ole="">
+        <w:t xml:space="preserve">has two horizontal asymptotes: </w:t>
+      </w:r>
+      <w:r>
+        <w:rPr>
+          <w:position w:val="-24"/>
+          <w:szCs w:val="24"/>
+        </w:rPr>
+        <w:object w:dxaOrig="1579" w:dyaOrig="620" w14:anchorId="7277E0D0">
+          <v:shape id="_x0000_i1051" type="#_x0000_t75" style="width:78.6pt;height:30.6pt" o:ole="">
             <v:imagedata r:id="rId69" o:title=""/>
           </v:shape>
-          <o:OLEObject Type="Embed" ProgID="Equation.DSMT4" ShapeID="_x0000_i1057" DrawAspect="Content" ObjectID="_1844965247" r:id="rId70"/>
+          <o:OLEObject Type="Embed" ProgID="Equation.DSMT4" ShapeID="_x0000_i1051" DrawAspect="Content" ObjectID="_1849804447" r:id="rId70"/>
         </w:object>
       </w:r>
       <w:r>
@@ -1237,13 +1366,291 @@
     <w:p>
       <w:pPr>
         <w:rPr>
-          <w:szCs w:val="24"/>
-        </w:rPr>
-      </w:pPr>
-      <w:r>
-        <w:rPr>
-          <w:szCs w:val="24"/>
-        </w:rPr>
+          <w:bCs/>
+        </w:rPr>
+      </w:pPr>
+    </w:p>
+    <w:p>
+      <w:pPr>
+        <w:rPr>
+          <w:bCs/>
+        </w:rPr>
+      </w:pPr>
+    </w:p>
+    <w:p>
+      <w:pPr>
+        <w:rPr>
+          <w:bCs/>
+        </w:rPr>
+      </w:pPr>
+    </w:p>
+    <w:p>
+      <w:pPr>
+        <w:rPr>
+          <w:bCs/>
+        </w:rPr>
+      </w:pPr>
+    </w:p>
+    <w:p>
+      <w:pPr>
+        <w:pStyle w:val="ListParagraph"/>
+        <w:numPr>
+          <w:ilvl w:val="0"/>
+          <w:numId w:val="23"/>
+        </w:numPr>
+        <w:rPr>
+          <w:bCs/>
+        </w:rPr>
+      </w:pPr>
+      <w:r>
+        <w:rPr>
+          <w:bCs/>
+        </w:rPr>
+        <w:t xml:space="preserve">Determine the horizontal and vertical asymptotes to </w:t>
+      </w:r>
+      <w:r>
+        <w:rPr>
+          <w:bCs/>
+          <w:position w:val="-80"/>
+        </w:rPr>
+        <w:object w:dxaOrig="2880" w:dyaOrig="1719" w14:anchorId="617C584A">
+          <v:shape id="_x0000_i1052" type="#_x0000_t75" style="width:2in;height:86.4pt" o:ole="">
+            <v:imagedata r:id="rId71" o:title=""/>
+          </v:shape>
+          <o:OLEObject Type="Embed" ProgID="Equation.DSMT4" ShapeID="_x0000_i1052" DrawAspect="Content" ObjectID="_1849804448" r:id="rId72"/>
+        </w:object>
+      </w:r>
+      <w:r>
+        <w:rPr>
+          <w:bCs/>
+        </w:rPr>
+        <w:t>.</w:t>
+      </w:r>
+    </w:p>
+    <w:p>
+      <w:pPr>
+        <w:ind w:firstLine="720"/>
+        <w:rPr>
+          <w:szCs w:val="24"/>
+        </w:rPr>
+      </w:pPr>
+      <w:r>
+        <w:rPr>
+          <w:szCs w:val="24"/>
+        </w:rPr>
+        <w:t xml:space="preserve">Horizontal asymptotes of the graph can be found by computing </w:t>
+      </w:r>
+      <w:r>
+        <w:rPr>
+          <w:position w:val="-20"/>
+          <w:szCs w:val="24"/>
+        </w:rPr>
+        <w:object w:dxaOrig="2200" w:dyaOrig="460" w14:anchorId="7CCEBD6D">
+          <v:shape id="_x0000_i1053" type="#_x0000_t75" style="width:109.2pt;height:23.4pt" o:ole="">
+            <v:imagedata r:id="rId61" o:title=""/>
+          </v:shape>
+          <o:OLEObject Type="Embed" ProgID="Equation.DSMT4" ShapeID="_x0000_i1053" DrawAspect="Content" ObjectID="_1849804449" r:id="rId73"/>
+        </w:object>
+      </w:r>
+      <w:r>
+        <w:rPr>
+          <w:szCs w:val="24"/>
+        </w:rPr>
+        <w:t>.</w:t>
+      </w:r>
+    </w:p>
+    <w:p>
+      <w:pPr>
+        <w:rPr>
+          <w:szCs w:val="24"/>
+        </w:rPr>
+      </w:pPr>
+      <w:r>
+        <w:rPr>
+          <w:szCs w:val="24"/>
+        </w:rPr>
+        <w:tab/>
+        <w:t>We calculate that</w:t>
+      </w:r>
+    </w:p>
+    <w:p>
+      <w:pPr>
+        <w:rPr>
+          <w:szCs w:val="24"/>
+        </w:rPr>
+      </w:pPr>
+      <w:r>
+        <w:rPr>
+          <w:szCs w:val="24"/>
+        </w:rPr>
+        <w:tab/>
+      </w:r>
+      <w:r>
+        <w:rPr>
+          <w:szCs w:val="24"/>
+        </w:rPr>
+        <w:tab/>
+      </w:r>
+      <w:r>
+        <w:rPr>
+          <w:position w:val="-20"/>
+          <w:szCs w:val="24"/>
+        </w:rPr>
+        <w:object w:dxaOrig="2180" w:dyaOrig="460" w14:anchorId="2246076B">
+          <v:shape id="_x0000_i1054" type="#_x0000_t75" style="width:108.6pt;height:23.4pt" o:ole="">
+            <v:imagedata r:id="rId74" o:title=""/>
+          </v:shape>
+          <o:OLEObject Type="Embed" ProgID="Equation.DSMT4" ShapeID="_x0000_i1054" DrawAspect="Content" ObjectID="_1849804450" r:id="rId75"/>
+        </w:object>
+      </w:r>
+      <w:r>
+        <w:rPr>
+          <w:szCs w:val="24"/>
+        </w:rPr>
+        <w:t xml:space="preserve"> and this limit DNE.</w:t>
+      </w:r>
+    </w:p>
+    <w:p>
+      <w:pPr>
+        <w:rPr>
+          <w:szCs w:val="24"/>
+        </w:rPr>
+      </w:pPr>
+      <w:r>
+        <w:rPr>
+          <w:szCs w:val="24"/>
+        </w:rPr>
+        <w:tab/>
+      </w:r>
+      <w:r>
+        <w:rPr>
+          <w:szCs w:val="24"/>
+        </w:rPr>
+        <w:tab/>
+      </w:r>
+      <w:r>
+        <w:rPr>
+          <w:position w:val="-54"/>
+          <w:szCs w:val="24"/>
+        </w:rPr>
+        <w:object w:dxaOrig="5960" w:dyaOrig="920" w14:anchorId="7397616B">
+          <v:shape id="_x0000_i1055" type="#_x0000_t75" style="width:299.4pt;height:45.6pt" o:ole="">
+            <v:imagedata r:id="rId76" o:title=""/>
+          </v:shape>
+          <o:OLEObject Type="Embed" ProgID="Equation.DSMT4" ShapeID="_x0000_i1055" DrawAspect="Content" ObjectID="_1849804451" r:id="rId77"/>
+        </w:object>
+      </w:r>
+    </w:p>
+    <w:p>
+      <w:pPr>
+        <w:rPr>
+          <w:szCs w:val="24"/>
+        </w:rPr>
+      </w:pPr>
+      <w:r>
+        <w:rPr>
+          <w:szCs w:val="24"/>
+        </w:rPr>
+        <w:tab/>
+        <w:t xml:space="preserve">Therefore </w:t>
+      </w:r>
+      <w:r>
+        <w:rPr>
+          <w:position w:val="-14"/>
+          <w:szCs w:val="24"/>
+        </w:rPr>
+        <w:object w:dxaOrig="580" w:dyaOrig="400" w14:anchorId="11814600">
+          <v:shape id="_x0000_i1056" type="#_x0000_t75" style="width:29.4pt;height:20.4pt" o:ole="">
+            <v:imagedata r:id="rId67" o:title=""/>
+          </v:shape>
+          <o:OLEObject Type="Embed" ProgID="Equation.DSMT4" ShapeID="_x0000_i1056" DrawAspect="Content" ObjectID="_1849804452" r:id="rId78"/>
+        </w:object>
+      </w:r>
+      <w:r>
+        <w:rPr>
+          <w:szCs w:val="24"/>
+        </w:rPr>
+        <w:t xml:space="preserve">has a single horizontal asymptote of </w:t>
+      </w:r>
+      <w:r>
+        <w:rPr>
+          <w:position w:val="-10"/>
+          <w:szCs w:val="24"/>
+        </w:rPr>
+        <w:object w:dxaOrig="580" w:dyaOrig="320" w14:anchorId="276738DB">
+          <v:shape id="_x0000_i1057" type="#_x0000_t75" style="width:29.4pt;height:15pt" o:ole="">
+            <v:imagedata r:id="rId79" o:title=""/>
+          </v:shape>
+          <o:OLEObject Type="Embed" ProgID="Equation.DSMT4" ShapeID="_x0000_i1057" DrawAspect="Content" ObjectID="_1849804453" r:id="rId80"/>
+        </w:object>
+      </w:r>
+      <w:r>
+        <w:rPr>
+          <w:szCs w:val="24"/>
+        </w:rPr>
+        <w:t>.</w:t>
+      </w:r>
+    </w:p>
+    <w:p>
+      <w:pPr>
+        <w:rPr>
+          <w:bCs/>
+        </w:rPr>
+      </w:pPr>
+    </w:p>
+    <w:p>
+      <w:pPr>
+        <w:rPr>
+          <w:bCs/>
+        </w:rPr>
+      </w:pPr>
+    </w:p>
+    <w:p>
+      <w:pPr>
+        <w:rPr>
+          <w:bCs/>
+        </w:rPr>
+      </w:pPr>
+    </w:p>
+    <w:p>
+      <w:pPr>
+        <w:rPr>
+          <w:bCs/>
+        </w:rPr>
+      </w:pPr>
+    </w:p>
+    <w:p>
+      <w:pPr>
+        <w:rPr>
+          <w:bCs/>
+        </w:rPr>
+      </w:pPr>
+    </w:p>
+    <w:p>
+      <w:pPr>
+        <w:rPr>
+          <w:bCs/>
+        </w:rPr>
+      </w:pPr>
+    </w:p>
+    <w:p>
+      <w:pPr>
+        <w:rPr>
+          <w:bCs/>
+        </w:rPr>
+      </w:pPr>
+    </w:p>
+    <w:p>
+      <w:pPr>
+        <w:rPr>
+          <w:szCs w:val="24"/>
+        </w:rPr>
+      </w:pPr>
+      <w:r>
+        <w:rPr>
+          <w:szCs w:val="24"/>
+        </w:rPr>
+        <w:lastRenderedPageBreak/>
         <w:t>Recall the limit laws that we discussed in class.</w:t>
       </w:r>
     </w:p>
@@ -1288,7 +1695,17 @@
                 <w:sz w:val="24"/>
                 <w:szCs w:val="24"/>
               </w:rPr>
-              <w:t>Theorem:</w:t>
+              <w:t>Theorem</w:t>
+            </w:r>
+            <w:proofErr w:type="gramStart"/>
+            <w:r>
+              <w:rPr>
+                <w:rFonts w:ascii="Times New Roman" w:hAnsi="Times New Roman" w:cs="Times New Roman"/>
+                <w:b/>
+                <w:sz w:val="24"/>
+                <w:szCs w:val="24"/>
+              </w:rPr>
+              <w:t>:</w:t>
             </w:r>
             <w:r>
               <w:rPr>
@@ -1296,7 +1713,16 @@
                 <w:sz w:val="24"/>
                 <w:szCs w:val="24"/>
               </w:rPr>
-              <w:t xml:space="preserve">  Suppose that </w:t>
+              <w:t xml:space="preserve">  Suppose</w:t>
+            </w:r>
+            <w:proofErr w:type="gramEnd"/>
+            <w:r>
+              <w:rPr>
+                <w:rFonts w:ascii="Times New Roman" w:hAnsi="Times New Roman" w:cs="Times New Roman"/>
+                <w:sz w:val="24"/>
+                <w:szCs w:val="24"/>
+              </w:rPr>
+              <w:t xml:space="preserve"> that </w:t>
             </w:r>
             <w:r>
               <w:rPr>
@@ -1338,10 +1764,10 @@
                 <w:position w:val="-20"/>
               </w:rPr>
               <w:object w:dxaOrig="920" w:dyaOrig="460" w14:anchorId="438D5AF2">
-                <v:shape id="_x0000_i1058" type="#_x0000_t75" style="width:45.75pt;height:22.5pt" o:ole="">
-                  <v:imagedata r:id="rId71" o:title=""/>
+                <v:shape id="_x0000_i1058" type="#_x0000_t75" style="width:45.6pt;height:22.2pt" o:ole="">
+                  <v:imagedata r:id="rId81" o:title=""/>
                 </v:shape>
-                <o:OLEObject Type="Embed" ProgID="Equation.DSMT4" ShapeID="_x0000_i1058" DrawAspect="Content" ObjectID="_1844965248" r:id="rId72"/>
+                <o:OLEObject Type="Embed" ProgID="Equation.DSMT4" ShapeID="_x0000_i1058" DrawAspect="Content" ObjectID="_1849804454" r:id="rId82"/>
               </w:object>
             </w:r>
             <w:bookmarkEnd w:id="0"/>
@@ -1358,10 +1784,10 @@
                 <w:position w:val="-20"/>
               </w:rPr>
               <w:object w:dxaOrig="920" w:dyaOrig="460" w14:anchorId="20E6E1BD">
-                <v:shape id="_x0000_i1059" type="#_x0000_t75" style="width:45.75pt;height:22.5pt" o:ole="">
-                  <v:imagedata r:id="rId73" o:title=""/>
+                <v:shape id="_x0000_i1059" type="#_x0000_t75" style="width:45.6pt;height:22.2pt" o:ole="">
+                  <v:imagedata r:id="rId83" o:title=""/>
                 </v:shape>
-                <o:OLEObject Type="Embed" ProgID="Equation.DSMT4" ShapeID="_x0000_i1059" DrawAspect="Content" ObjectID="_1844965249" r:id="rId74"/>
+                <o:OLEObject Type="Embed" ProgID="Equation.DSMT4" ShapeID="_x0000_i1059" DrawAspect="Content" ObjectID="_1849804455" r:id="rId84"/>
               </w:object>
             </w:r>
             <w:r>
@@ -1391,10 +1817,10 @@
                 <w:position w:val="-20"/>
               </w:rPr>
               <w:object w:dxaOrig="4000" w:dyaOrig="480" w14:anchorId="2C9C4309">
-                <v:shape id="_x0000_i1060" type="#_x0000_t75" style="width:201pt;height:23.25pt" o:ole="">
-                  <v:imagedata r:id="rId75" o:title=""/>
+                <v:shape id="_x0000_i1060" type="#_x0000_t75" style="width:201pt;height:23.4pt" o:ole="">
+                  <v:imagedata r:id="rId85" o:title=""/>
                 </v:shape>
-                <o:OLEObject Type="Embed" ProgID="Equation.DSMT4" ShapeID="_x0000_i1060" DrawAspect="Content" ObjectID="_1844965250" r:id="rId76"/>
+                <o:OLEObject Type="Embed" ProgID="Equation.DSMT4" ShapeID="_x0000_i1060" DrawAspect="Content" ObjectID="_1849804456" r:id="rId86"/>
               </w:object>
             </w:r>
           </w:p>
@@ -1416,10 +1842,10 @@
                 <w:position w:val="-20"/>
               </w:rPr>
               <w:object w:dxaOrig="3720" w:dyaOrig="480" w14:anchorId="09E3472B">
-                <v:shape id="_x0000_i1061" type="#_x0000_t75" style="width:186.75pt;height:23.25pt" o:ole="">
-                  <v:imagedata r:id="rId77" o:title=""/>
+                <v:shape id="_x0000_i1061" type="#_x0000_t75" style="width:186.6pt;height:23.4pt" o:ole="">
+                  <v:imagedata r:id="rId87" o:title=""/>
                 </v:shape>
-                <o:OLEObject Type="Embed" ProgID="Equation.DSMT4" ShapeID="_x0000_i1061" DrawAspect="Content" ObjectID="_1844965251" r:id="rId78"/>
+                <o:OLEObject Type="Embed" ProgID="Equation.DSMT4" ShapeID="_x0000_i1061" DrawAspect="Content" ObjectID="_1849804457" r:id="rId88"/>
               </w:object>
             </w:r>
           </w:p>
@@ -1456,145 +1882,187 @@
           <w:szCs w:val="24"/>
         </w:rPr>
         <w:object w:dxaOrig="920" w:dyaOrig="460" w14:anchorId="27B5C111">
-          <v:shape id="_x0000_i1062" type="#_x0000_t75" style="width:45.75pt;height:23.25pt" o:ole="">
-            <v:imagedata r:id="rId79" o:title=""/>
-          </v:shape>
-          <o:OLEObject Type="Embed" ProgID="Equation.DSMT4" ShapeID="_x0000_i1062" DrawAspect="Content" ObjectID="_1844965252" r:id="rId80"/>
-        </w:object>
-      </w:r>
-      <w:r>
-        <w:rPr>
-          <w:szCs w:val="24"/>
-        </w:rPr>
-        <w:t xml:space="preserve"> nor </w:t>
-      </w:r>
-      <w:r>
-        <w:rPr>
-          <w:position w:val="-20"/>
-          <w:szCs w:val="24"/>
-        </w:rPr>
-        <w:object w:dxaOrig="920" w:dyaOrig="460" w14:anchorId="02BC63D9">
-          <v:shape id="_x0000_i1063" type="#_x0000_t75" style="width:45.75pt;height:23.25pt" o:ole="">
-            <v:imagedata r:id="rId81" o:title=""/>
-          </v:shape>
-          <o:OLEObject Type="Embed" ProgID="Equation.DSMT4" ShapeID="_x0000_i1063" DrawAspect="Content" ObjectID="_1844965253" r:id="rId82"/>
-        </w:object>
-      </w:r>
-      <w:r>
-        <w:rPr>
-          <w:szCs w:val="24"/>
-        </w:rPr>
-        <w:t xml:space="preserve"> exists, then </w:t>
-      </w:r>
-      <w:r>
-        <w:rPr>
-          <w:position w:val="-20"/>
-          <w:szCs w:val="24"/>
-        </w:rPr>
-        <w:object w:dxaOrig="1840" w:dyaOrig="480" w14:anchorId="104F37EE">
-          <v:shape id="_x0000_i1064" type="#_x0000_t75" style="width:92.3pt;height:23.25pt" o:ole="">
-            <v:imagedata r:id="rId83" o:title=""/>
-          </v:shape>
-          <o:OLEObject Type="Embed" ProgID="Equation.DSMT4" ShapeID="_x0000_i1064" DrawAspect="Content" ObjectID="_1844965254" r:id="rId84"/>
-        </w:object>
-      </w:r>
-      <w:r>
-        <w:rPr>
-          <w:szCs w:val="24"/>
-        </w:rPr>
-        <w:t xml:space="preserve"> must not exist.</w:t>
-      </w:r>
-      <w:r>
-        <w:rPr>
-          <w:szCs w:val="24"/>
-        </w:rPr>
-        <w:t xml:space="preserve">  If the statement is true provide a justification demonstrating that it is true.  If the statement is false, provide a counter-example that shows the statement is false.</w:t>
-      </w:r>
-    </w:p>
-    <w:p>
-      <w:pPr>
-        <w:rPr>
-          <w:szCs w:val="24"/>
-        </w:rPr>
-      </w:pPr>
-    </w:p>
-    <w:p>
-      <w:pPr>
-        <w:ind w:left="720"/>
-        <w:rPr>
-          <w:szCs w:val="24"/>
-        </w:rPr>
-      </w:pPr>
-      <w:r>
-        <w:rPr>
-          <w:szCs w:val="24"/>
-        </w:rPr>
-        <w:t xml:space="preserve">FALSE:  Consider the functions </w:t>
-      </w:r>
-      <w:r>
-        <w:rPr>
-          <w:position w:val="-24"/>
-          <w:szCs w:val="24"/>
-        </w:rPr>
-        <w:object w:dxaOrig="980" w:dyaOrig="620" w14:anchorId="4A214C80">
-          <v:shape id="_x0000_i1065" type="#_x0000_t75" style="width:48.75pt;height:30.75pt" o:ole="">
-            <v:imagedata r:id="rId85" o:title=""/>
-          </v:shape>
-          <o:OLEObject Type="Embed" ProgID="Equation.DSMT4" ShapeID="_x0000_i1065" DrawAspect="Content" ObjectID="_1844965255" r:id="rId86"/>
-        </w:object>
-      </w:r>
-      <w:r>
-        <w:rPr>
-          <w:szCs w:val="24"/>
-        </w:rPr>
-        <w:t xml:space="preserve">and </w:t>
-      </w:r>
-      <w:r>
-        <w:rPr>
-          <w:position w:val="-24"/>
-          <w:szCs w:val="24"/>
-        </w:rPr>
-        <w:object w:dxaOrig="1120" w:dyaOrig="620" w14:anchorId="7A80AD54">
-          <v:shape id="_x0000_i1066" type="#_x0000_t75" style="width:57pt;height:30.75pt" o:ole="">
-            <v:imagedata r:id="rId87" o:title=""/>
-          </v:shape>
-          <o:OLEObject Type="Embed" ProgID="Equation.DSMT4" ShapeID="_x0000_i1066" DrawAspect="Content" ObjectID="_1844965256" r:id="rId88"/>
-        </w:object>
-      </w:r>
-      <w:r>
-        <w:rPr>
-          <w:szCs w:val="24"/>
-        </w:rPr>
-        <w:t xml:space="preserve"> and let </w:t>
-      </w:r>
-      <w:r>
-        <w:rPr>
-          <w:position w:val="-6"/>
-          <w:szCs w:val="24"/>
-        </w:rPr>
-        <w:object w:dxaOrig="560" w:dyaOrig="279" w14:anchorId="35865FC2">
-          <v:shape id="_x0000_i1067" type="#_x0000_t75" style="width:27.75pt;height:14.25pt" o:ole="">
+          <v:shape id="_x0000_i1062" type="#_x0000_t75" style="width:45.6pt;height:23.4pt" o:ole="">
             <v:imagedata r:id="rId89" o:title=""/>
           </v:shape>
-          <o:OLEObject Type="Embed" ProgID="Equation.DSMT4" ShapeID="_x0000_i1067" DrawAspect="Content" ObjectID="_1844965257" r:id="rId90"/>
+          <o:OLEObject Type="Embed" ProgID="Equation.DSMT4" ShapeID="_x0000_i1062" DrawAspect="Content" ObjectID="_1849804458" r:id="rId90"/>
         </w:object>
       </w:r>
       <w:r>
         <w:rPr>
           <w:szCs w:val="24"/>
         </w:rPr>
-        <w:t xml:space="preserve">.  Clearly </w:t>
+        <w:t xml:space="preserve"> nor </w:t>
       </w:r>
       <w:r>
         <w:rPr>
           <w:position w:val="-20"/>
           <w:szCs w:val="24"/>
         </w:rPr>
-        <w:object w:dxaOrig="2060" w:dyaOrig="460" w14:anchorId="7F147335">
-          <v:shape id="_x0000_i1068" type="#_x0000_t75" style="width:102.8pt;height:23.25pt" o:ole="">
+        <w:object w:dxaOrig="920" w:dyaOrig="460" w14:anchorId="02BC63D9">
+          <v:shape id="_x0000_i1063" type="#_x0000_t75" style="width:45.6pt;height:23.4pt" o:ole="">
             <v:imagedata r:id="rId91" o:title=""/>
           </v:shape>
-          <o:OLEObject Type="Embed" ProgID="Equation.DSMT4" ShapeID="_x0000_i1068" DrawAspect="Content" ObjectID="_1844965258" r:id="rId92"/>
+          <o:OLEObject Type="Embed" ProgID="Equation.DSMT4" ShapeID="_x0000_i1063" DrawAspect="Content" ObjectID="_1849804459" r:id="rId92"/>
+        </w:object>
+      </w:r>
+      <w:r>
+        <w:rPr>
+          <w:szCs w:val="24"/>
+        </w:rPr>
+        <w:t xml:space="preserve"> exists, then </w:t>
+      </w:r>
+      <w:r>
+        <w:rPr>
+          <w:position w:val="-20"/>
+          <w:szCs w:val="24"/>
+        </w:rPr>
+        <w:object w:dxaOrig="1840" w:dyaOrig="480" w14:anchorId="104F37EE">
+          <v:shape id="_x0000_i1064" type="#_x0000_t75" style="width:92.4pt;height:23.4pt" o:ole="">
+            <v:imagedata r:id="rId93" o:title=""/>
+          </v:shape>
+          <o:OLEObject Type="Embed" ProgID="Equation.DSMT4" ShapeID="_x0000_i1064" DrawAspect="Content" ObjectID="_1849804460" r:id="rId94"/>
+        </w:object>
+      </w:r>
+      <w:r>
+        <w:rPr>
+          <w:szCs w:val="24"/>
+        </w:rPr>
+        <w:t xml:space="preserve"> must not exist.</w:t>
+      </w:r>
+      <w:r>
+        <w:rPr>
+          <w:szCs w:val="24"/>
+        </w:rPr>
+        <w:t xml:space="preserve">  If the statement is true provide a justification demonstrating that it is true.  If the statement is false, provide a </w:t>
+      </w:r>
+      <w:proofErr w:type="gramStart"/>
+      <w:r>
+        <w:rPr>
+          <w:szCs w:val="24"/>
+        </w:rPr>
+        <w:t>counter-example</w:t>
+      </w:r>
+      <w:proofErr w:type="gramEnd"/>
+      <w:r>
+        <w:rPr>
+          <w:szCs w:val="24"/>
+        </w:rPr>
+        <w:t xml:space="preserve"> that shows the statement is false.</w:t>
+      </w:r>
+    </w:p>
+    <w:p>
+      <w:pPr>
+        <w:rPr>
+          <w:szCs w:val="24"/>
+        </w:rPr>
+      </w:pPr>
+    </w:p>
+    <w:p>
+      <w:pPr>
+        <w:ind w:left="720"/>
+        <w:rPr>
+          <w:szCs w:val="24"/>
+        </w:rPr>
+      </w:pPr>
+      <w:r>
+        <w:rPr>
+          <w:szCs w:val="24"/>
+        </w:rPr>
+        <w:t>FALSE</w:t>
+      </w:r>
+      <w:proofErr w:type="gramStart"/>
+      <w:r>
+        <w:rPr>
+          <w:szCs w:val="24"/>
+        </w:rPr>
+        <w:t>:  Consider</w:t>
+      </w:r>
+      <w:proofErr w:type="gramEnd"/>
+      <w:r>
+        <w:rPr>
+          <w:szCs w:val="24"/>
+        </w:rPr>
+        <w:t xml:space="preserve"> the functions </w:t>
+      </w:r>
+      <w:r>
+        <w:rPr>
+          <w:position w:val="-24"/>
+          <w:szCs w:val="24"/>
+        </w:rPr>
+        <w:object w:dxaOrig="980" w:dyaOrig="620" w14:anchorId="4A214C80">
+          <v:shape id="_x0000_i1065" type="#_x0000_t75" style="width:48.6pt;height:30.6pt" o:ole="">
+            <v:imagedata r:id="rId95" o:title=""/>
+          </v:shape>
+          <o:OLEObject Type="Embed" ProgID="Equation.DSMT4" ShapeID="_x0000_i1065" DrawAspect="Content" ObjectID="_1849804461" r:id="rId96"/>
+        </w:object>
+      </w:r>
+      <w:r>
+        <w:rPr>
+          <w:szCs w:val="24"/>
+        </w:rPr>
+        <w:t xml:space="preserve">and </w:t>
+      </w:r>
+      <w:r>
+        <w:rPr>
+          <w:position w:val="-24"/>
+          <w:szCs w:val="24"/>
+        </w:rPr>
+        <w:object w:dxaOrig="1120" w:dyaOrig="620" w14:anchorId="7A80AD54">
+          <v:shape id="_x0000_i1066" type="#_x0000_t75" style="width:57pt;height:30.6pt" o:ole="">
+            <v:imagedata r:id="rId97" o:title=""/>
+          </v:shape>
+          <o:OLEObject Type="Embed" ProgID="Equation.DSMT4" ShapeID="_x0000_i1066" DrawAspect="Content" ObjectID="_1849804462" r:id="rId98"/>
+        </w:object>
+      </w:r>
+      <w:r>
+        <w:rPr>
+          <w:szCs w:val="24"/>
+        </w:rPr>
+        <w:t xml:space="preserve"> </w:t>
+      </w:r>
+      <w:proofErr w:type="spellStart"/>
+      <w:r>
+        <w:rPr>
+          <w:szCs w:val="24"/>
+        </w:rPr>
+        <w:t>and</w:t>
+      </w:r>
+      <w:proofErr w:type="spellEnd"/>
+      <w:r>
+        <w:rPr>
+          <w:szCs w:val="24"/>
+        </w:rPr>
+        <w:t xml:space="preserve"> let </w:t>
+      </w:r>
+      <w:r>
+        <w:rPr>
+          <w:position w:val="-6"/>
+          <w:szCs w:val="24"/>
+        </w:rPr>
+        <w:object w:dxaOrig="560" w:dyaOrig="279" w14:anchorId="35865FC2">
+          <v:shape id="_x0000_i1067" type="#_x0000_t75" style="width:27.6pt;height:14.4pt" o:ole="">
+            <v:imagedata r:id="rId99" o:title=""/>
+          </v:shape>
+          <o:OLEObject Type="Embed" ProgID="Equation.DSMT4" ShapeID="_x0000_i1067" DrawAspect="Content" ObjectID="_1849804463" r:id="rId100"/>
+        </w:object>
+      </w:r>
+      <w:r>
+        <w:rPr>
+          <w:szCs w:val="24"/>
+        </w:rPr>
+        <w:t xml:space="preserve">.  Clearly </w:t>
+      </w:r>
+      <w:r>
+        <w:rPr>
+          <w:position w:val="-20"/>
+          <w:szCs w:val="24"/>
+        </w:rPr>
+        <w:object w:dxaOrig="2060" w:dyaOrig="460" w14:anchorId="7F147335">
+          <v:shape id="_x0000_i1068" type="#_x0000_t75" style="width:102.6pt;height:23.4pt" o:ole="">
+            <v:imagedata r:id="rId101" o:title=""/>
+          </v:shape>
+          <o:OLEObject Type="Embed" ProgID="Equation.DSMT4" ShapeID="_x0000_i1068" DrawAspect="Content" ObjectID="_1849804464" r:id="rId102"/>
         </w:object>
       </w:r>
       <w:r>
@@ -1617,10 +2085,10 @@
           <w:szCs w:val="24"/>
         </w:rPr>
         <w:object w:dxaOrig="4400" w:dyaOrig="680" w14:anchorId="4E94C15F">
-          <v:shape id="_x0000_i1069" type="#_x0000_t75" style="width:221.3pt;height:33.75pt" o:ole="">
-            <v:imagedata r:id="rId93" o:title=""/>
+          <v:shape id="_x0000_i1069" type="#_x0000_t75" style="width:221.4pt;height:33.6pt" o:ole="">
+            <v:imagedata r:id="rId103" o:title=""/>
           </v:shape>
-          <o:OLEObject Type="Embed" ProgID="Equation.DSMT4" ShapeID="_x0000_i1069" DrawAspect="Content" ObjectID="_1844965259" r:id="rId94"/>
+          <o:OLEObject Type="Embed" ProgID="Equation.DSMT4" ShapeID="_x0000_i1069" DrawAspect="Content" ObjectID="_1849804465" r:id="rId104"/>
         </w:object>
       </w:r>
       <w:r>
@@ -1667,10 +2135,10 @@
           <w:szCs w:val="24"/>
         </w:rPr>
         <w:object w:dxaOrig="1740" w:dyaOrig="480" w14:anchorId="3BCB42F0">
-          <v:shape id="_x0000_i1070" type="#_x0000_t75" style="width:87pt;height:23.25pt" o:ole="">
-            <v:imagedata r:id="rId95" o:title=""/>
+          <v:shape id="_x0000_i1070" type="#_x0000_t75" style="width:87pt;height:23.4pt" o:ole="">
+            <v:imagedata r:id="rId105" o:title=""/>
           </v:shape>
-          <o:OLEObject Type="Embed" ProgID="Equation.DSMT4" ShapeID="_x0000_i1070" DrawAspect="Content" ObjectID="_1844965260" r:id="rId96"/>
+          <o:OLEObject Type="Embed" ProgID="Equation.DSMT4" ShapeID="_x0000_i1070" DrawAspect="Content" ObjectID="_1849804466" r:id="rId106"/>
         </w:object>
       </w:r>
       <w:r>
@@ -1685,10 +2153,10 @@
           <w:szCs w:val="24"/>
         </w:rPr>
         <w:object w:dxaOrig="920" w:dyaOrig="460" w14:anchorId="7FD3BA77">
-          <v:shape id="_x0000_i1071" type="#_x0000_t75" style="width:45.75pt;height:23.25pt" o:ole="">
-            <v:imagedata r:id="rId79" o:title=""/>
+          <v:shape id="_x0000_i1071" type="#_x0000_t75" style="width:45.6pt;height:23.4pt" o:ole="">
+            <v:imagedata r:id="rId89" o:title=""/>
           </v:shape>
-          <o:OLEObject Type="Embed" ProgID="Equation.DSMT4" ShapeID="_x0000_i1071" DrawAspect="Content" ObjectID="_1844965261" r:id="rId97"/>
+          <o:OLEObject Type="Embed" ProgID="Equation.DSMT4" ShapeID="_x0000_i1071" DrawAspect="Content" ObjectID="_1849804467" r:id="rId107"/>
         </w:object>
       </w:r>
       <w:r>
@@ -1703,10 +2171,10 @@
           <w:szCs w:val="24"/>
         </w:rPr>
         <w:object w:dxaOrig="920" w:dyaOrig="460" w14:anchorId="78A559CB">
-          <v:shape id="_x0000_i1072" type="#_x0000_t75" style="width:45.75pt;height:23.25pt" o:ole="">
-            <v:imagedata r:id="rId81" o:title=""/>
+          <v:shape id="_x0000_i1072" type="#_x0000_t75" style="width:45.6pt;height:23.4pt" o:ole="">
+            <v:imagedata r:id="rId91" o:title=""/>
           </v:shape>
-          <o:OLEObject Type="Embed" ProgID="Equation.DSMT4" ShapeID="_x0000_i1072" DrawAspect="Content" ObjectID="_1844965262" r:id="rId98"/>
+          <o:OLEObject Type="Embed" ProgID="Equation.DSMT4" ShapeID="_x0000_i1072" DrawAspect="Content" ObjectID="_1849804468" r:id="rId108"/>
         </w:object>
       </w:r>
       <w:r>
@@ -1719,7 +2187,21 @@
         <w:rPr>
           <w:szCs w:val="24"/>
         </w:rPr>
-        <w:t xml:space="preserve">  If the statement is true provide a justification demonstrating that it is true.  If the statement is false, provide a counter-example that shows the statement is false.</w:t>
+        <w:t xml:space="preserve">  If the statement is true provide a justification demonstrating that it is true.  If the statement is false, provide a </w:t>
+      </w:r>
+      <w:proofErr w:type="gramStart"/>
+      <w:r>
+        <w:rPr>
+          <w:szCs w:val="24"/>
+        </w:rPr>
+        <w:t>counter-example</w:t>
+      </w:r>
+      <w:proofErr w:type="gramEnd"/>
+      <w:r>
+        <w:rPr>
+          <w:szCs w:val="24"/>
+        </w:rPr>
+        <w:t xml:space="preserve"> that shows the statement is false.</w:t>
       </w:r>
     </w:p>
     <w:p>
@@ -1740,7 +2222,21 @@
         <w:rPr>
           <w:szCs w:val="24"/>
         </w:rPr>
-        <w:t xml:space="preserve">TRUE:  Notice that if the statement was false then it would be the case that both </w:t>
+        <w:t>TRUE</w:t>
+      </w:r>
+      <w:proofErr w:type="gramStart"/>
+      <w:r>
+        <w:rPr>
+          <w:szCs w:val="24"/>
+        </w:rPr>
+        <w:t>:  Notice</w:t>
+      </w:r>
+      <w:proofErr w:type="gramEnd"/>
+      <w:r>
+        <w:rPr>
+          <w:szCs w:val="24"/>
+        </w:rPr>
+        <w:t xml:space="preserve"> that if the statement was false then it would be the case that both </w:t>
       </w:r>
       <w:r>
         <w:rPr>
@@ -1748,10 +2244,10 @@
           <w:szCs w:val="24"/>
         </w:rPr>
         <w:object w:dxaOrig="920" w:dyaOrig="460" w14:anchorId="7A72B69B">
-          <v:shape id="_x0000_i1073" type="#_x0000_t75" style="width:45.75pt;height:23.25pt" o:ole="">
-            <v:imagedata r:id="rId79" o:title=""/>
+          <v:shape id="_x0000_i1073" type="#_x0000_t75" style="width:45.6pt;height:23.4pt" o:ole="">
+            <v:imagedata r:id="rId89" o:title=""/>
           </v:shape>
-          <o:OLEObject Type="Embed" ProgID="Equation.DSMT4" ShapeID="_x0000_i1073" DrawAspect="Content" ObjectID="_1844965263" r:id="rId99"/>
+          <o:OLEObject Type="Embed" ProgID="Equation.DSMT4" ShapeID="_x0000_i1073" DrawAspect="Content" ObjectID="_1849804469" r:id="rId109"/>
         </w:object>
       </w:r>
       <w:r>
@@ -1766,10 +2262,10 @@
           <w:szCs w:val="24"/>
         </w:rPr>
         <w:object w:dxaOrig="920" w:dyaOrig="460" w14:anchorId="1DD44DE0">
-          <v:shape id="_x0000_i1074" type="#_x0000_t75" style="width:45.75pt;height:23.25pt" o:ole="">
-            <v:imagedata r:id="rId81" o:title=""/>
+          <v:shape id="_x0000_i1074" type="#_x0000_t75" style="width:45.6pt;height:23.4pt" o:ole="">
+            <v:imagedata r:id="rId91" o:title=""/>
           </v:shape>
-          <o:OLEObject Type="Embed" ProgID="Equation.DSMT4" ShapeID="_x0000_i1074" DrawAspect="Content" ObjectID="_1844965264" r:id="rId100"/>
+          <o:OLEObject Type="Embed" ProgID="Equation.DSMT4" ShapeID="_x0000_i1074" DrawAspect="Content" ObjectID="_1849804470" r:id="rId110"/>
         </w:object>
       </w:r>
       <w:r>
@@ -1784,10 +2280,10 @@
           <w:szCs w:val="24"/>
         </w:rPr>
         <w:object w:dxaOrig="1740" w:dyaOrig="480" w14:anchorId="74BC3DB3">
-          <v:shape id="_x0000_i1075" type="#_x0000_t75" style="width:87pt;height:23.25pt" o:ole="">
-            <v:imagedata r:id="rId95" o:title=""/>
+          <v:shape id="_x0000_i1075" type="#_x0000_t75" style="width:87pt;height:23.4pt" o:ole="">
+            <v:imagedata r:id="rId105" o:title=""/>
           </v:shape>
-          <o:OLEObject Type="Embed" ProgID="Equation.DSMT4" ShapeID="_x0000_i1075" DrawAspect="Content" ObjectID="_1844965265" r:id="rId101"/>
+          <o:OLEObject Type="Embed" ProgID="Equation.DSMT4" ShapeID="_x0000_i1075" DrawAspect="Content" ObjectID="_1849804471" r:id="rId111"/>
         </w:object>
       </w:r>
       <w:r>
@@ -1816,10 +2312,10 @@
           <w:szCs w:val="24"/>
         </w:rPr>
         <w:object w:dxaOrig="920" w:dyaOrig="460" w14:anchorId="7497E61F">
-          <v:shape id="_x0000_i1076" type="#_x0000_t75" style="width:45.75pt;height:23.25pt" o:ole="">
-            <v:imagedata r:id="rId79" o:title=""/>
+          <v:shape id="_x0000_i1076" type="#_x0000_t75" style="width:45.6pt;height:23.4pt" o:ole="">
+            <v:imagedata r:id="rId89" o:title=""/>
           </v:shape>
-          <o:OLEObject Type="Embed" ProgID="Equation.DSMT4" ShapeID="_x0000_i1076" DrawAspect="Content" ObjectID="_1844965266" r:id="rId102"/>
+          <o:OLEObject Type="Embed" ProgID="Equation.DSMT4" ShapeID="_x0000_i1076" DrawAspect="Content" ObjectID="_1849804472" r:id="rId112"/>
         </w:object>
       </w:r>
       <w:r>
@@ -1834,10 +2330,10 @@
           <w:szCs w:val="24"/>
         </w:rPr>
         <w:object w:dxaOrig="920" w:dyaOrig="460" w14:anchorId="02643B43">
-          <v:shape id="_x0000_i1077" type="#_x0000_t75" style="width:45.75pt;height:23.25pt" o:ole="">
-            <v:imagedata r:id="rId81" o:title=""/>
+          <v:shape id="_x0000_i1077" type="#_x0000_t75" style="width:45.6pt;height:23.4pt" o:ole="">
+            <v:imagedata r:id="rId91" o:title=""/>
           </v:shape>
-          <o:OLEObject Type="Embed" ProgID="Equation.DSMT4" ShapeID="_x0000_i1077" DrawAspect="Content" ObjectID="_1844965267" r:id="rId103"/>
+          <o:OLEObject Type="Embed" ProgID="Equation.DSMT4" ShapeID="_x0000_i1077" DrawAspect="Content" ObjectID="_1849804473" r:id="rId113"/>
         </w:object>
       </w:r>
       <w:r>
@@ -1852,10 +2348,10 @@
           <w:szCs w:val="24"/>
         </w:rPr>
         <w:object w:dxaOrig="3800" w:dyaOrig="480" w14:anchorId="5A422087">
-          <v:shape id="_x0000_i1078" type="#_x0000_t75" style="width:189.05pt;height:23.25pt" o:ole="">
-            <v:imagedata r:id="rId104" o:title=""/>
+          <v:shape id="_x0000_i1078" type="#_x0000_t75" style="width:189pt;height:23.4pt" o:ole="">
+            <v:imagedata r:id="rId114" o:title=""/>
           </v:shape>
-          <o:OLEObject Type="Embed" ProgID="Equation.DSMT4" ShapeID="_x0000_i1078" DrawAspect="Content" ObjectID="_1844965268" r:id="rId105"/>
+          <o:OLEObject Type="Embed" ProgID="Equation.DSMT4" ShapeID="_x0000_i1078" DrawAspect="Content" ObjectID="_1849804474" r:id="rId115"/>
         </w:object>
       </w:r>
       <w:r>
@@ -1870,10 +2366,10 @@
           <w:szCs w:val="24"/>
         </w:rPr>
         <w:object w:dxaOrig="1740" w:dyaOrig="480" w14:anchorId="35E6B4CF">
-          <v:shape id="_x0000_i1079" type="#_x0000_t75" style="width:87pt;height:23.25pt" o:ole="">
-            <v:imagedata r:id="rId95" o:title=""/>
+          <v:shape id="_x0000_i1079" type="#_x0000_t75" style="width:87pt;height:23.4pt" o:ole="">
+            <v:imagedata r:id="rId105" o:title=""/>
           </v:shape>
-          <o:OLEObject Type="Embed" ProgID="Equation.DSMT4" ShapeID="_x0000_i1079" DrawAspect="Content" ObjectID="_1844965269" r:id="rId106"/>
+          <o:OLEObject Type="Embed" ProgID="Equation.DSMT4" ShapeID="_x0000_i1079" DrawAspect="Content" ObjectID="_1849804475" r:id="rId116"/>
         </w:object>
       </w:r>
       <w:r>
@@ -1889,10 +2385,137 @@
           <w:szCs w:val="24"/>
         </w:rPr>
       </w:pPr>
-      <w:r>
-        <w:rPr>
-          <w:szCs w:val="24"/>
-        </w:rPr>
+    </w:p>
+    <w:p>
+      <w:pPr>
+        <w:rPr>
+          <w:szCs w:val="24"/>
+        </w:rPr>
+      </w:pPr>
+    </w:p>
+    <w:p>
+      <w:pPr>
+        <w:rPr>
+          <w:szCs w:val="24"/>
+        </w:rPr>
+      </w:pPr>
+    </w:p>
+    <w:p>
+      <w:pPr>
+        <w:rPr>
+          <w:szCs w:val="24"/>
+        </w:rPr>
+      </w:pPr>
+    </w:p>
+    <w:p>
+      <w:pPr>
+        <w:rPr>
+          <w:szCs w:val="24"/>
+        </w:rPr>
+      </w:pPr>
+    </w:p>
+    <w:p>
+      <w:pPr>
+        <w:rPr>
+          <w:szCs w:val="24"/>
+        </w:rPr>
+      </w:pPr>
+    </w:p>
+    <w:p>
+      <w:pPr>
+        <w:rPr>
+          <w:szCs w:val="24"/>
+        </w:rPr>
+      </w:pPr>
+    </w:p>
+    <w:p>
+      <w:pPr>
+        <w:rPr>
+          <w:szCs w:val="24"/>
+        </w:rPr>
+      </w:pPr>
+    </w:p>
+    <w:p>
+      <w:pPr>
+        <w:rPr>
+          <w:szCs w:val="24"/>
+        </w:rPr>
+      </w:pPr>
+    </w:p>
+    <w:p>
+      <w:pPr>
+        <w:rPr>
+          <w:szCs w:val="24"/>
+        </w:rPr>
+      </w:pPr>
+    </w:p>
+    <w:p>
+      <w:pPr>
+        <w:rPr>
+          <w:szCs w:val="24"/>
+        </w:rPr>
+      </w:pPr>
+    </w:p>
+    <w:p>
+      <w:pPr>
+        <w:rPr>
+          <w:szCs w:val="24"/>
+        </w:rPr>
+      </w:pPr>
+    </w:p>
+    <w:p>
+      <w:pPr>
+        <w:rPr>
+          <w:szCs w:val="24"/>
+        </w:rPr>
+      </w:pPr>
+    </w:p>
+    <w:p>
+      <w:pPr>
+        <w:rPr>
+          <w:szCs w:val="24"/>
+        </w:rPr>
+      </w:pPr>
+    </w:p>
+    <w:p>
+      <w:pPr>
+        <w:rPr>
+          <w:szCs w:val="24"/>
+        </w:rPr>
+      </w:pPr>
+    </w:p>
+    <w:p>
+      <w:pPr>
+        <w:rPr>
+          <w:szCs w:val="24"/>
+        </w:rPr>
+      </w:pPr>
+    </w:p>
+    <w:p>
+      <w:pPr>
+        <w:rPr>
+          <w:szCs w:val="24"/>
+        </w:rPr>
+      </w:pPr>
+    </w:p>
+    <w:p>
+      <w:pPr>
+        <w:rPr>
+          <w:szCs w:val="24"/>
+        </w:rPr>
+      </w:pPr>
+    </w:p>
+    <w:p>
+      <w:pPr>
+        <w:rPr>
+          <w:szCs w:val="24"/>
+        </w:rPr>
+      </w:pPr>
+      <w:r>
+        <w:rPr>
+          <w:szCs w:val="24"/>
+        </w:rPr>
+        <w:lastRenderedPageBreak/>
         <w:t>Now we turn to some more atypical questions to challenge or understanding of the topics of this chapter thus far.</w:t>
       </w:r>
     </w:p>
@@ -1942,7 +2565,7 @@
                     <pic:cNvPicPr/>
                   </pic:nvPicPr>
                   <pic:blipFill>
-                    <a:blip r:embed="rId107">
+                    <a:blip r:embed="rId117">
                       <a:extLst>
                         <a:ext uri="{28A0092B-C50C-407E-A947-70E740481C1C}">
                           <a14:useLocalDpi xmlns:a14="http://schemas.microsoft.com/office/drawing/2010/main" val="0"/>
@@ -1981,7 +2604,14 @@
         <w:rPr>
           <w:szCs w:val="24"/>
         </w:rPr>
-        <w:t xml:space="preserve">The function </w:t>
+        <w:t xml:space="preserve">The </w:t>
+      </w:r>
+      <w:proofErr w:type="gramStart"/>
+      <w:r>
+        <w:rPr>
+          <w:szCs w:val="24"/>
+        </w:rPr>
+        <w:t xml:space="preserve">function </w:t>
       </w:r>
       <w:r>
         <w:rPr>
@@ -1991,6 +2621,7 @@
         </w:rPr>
         <w:t>f</w:t>
       </w:r>
+      <w:proofErr w:type="gramEnd"/>
       <w:r>
         <w:rPr>
           <w:szCs w:val="24"/>
@@ -2003,10 +2634,10 @@
           <w:szCs w:val="24"/>
         </w:rPr>
         <w:object w:dxaOrig="639" w:dyaOrig="400" w14:anchorId="69E55930">
-          <v:shape id="_x0000_i1080" type="#_x0000_t75" style="width:33.75pt;height:20.25pt" o:ole="">
-            <v:imagedata r:id="rId108" o:title=""/>
+          <v:shape id="_x0000_i1080" type="#_x0000_t75" style="width:33.6pt;height:20.4pt" o:ole="">
+            <v:imagedata r:id="rId118" o:title=""/>
           </v:shape>
-          <o:OLEObject Type="Embed" ProgID="Equation.DSMT4" ShapeID="_x0000_i1080" DrawAspect="Content" ObjectID="_1844965270" r:id="rId109"/>
+          <o:OLEObject Type="Embed" ProgID="Equation.DSMT4" ShapeID="_x0000_i1080" DrawAspect="Content" ObjectID="_1849804476" r:id="rId119"/>
         </w:object>
       </w:r>
       <w:r>
@@ -2021,10 +2652,10 @@
           <w:szCs w:val="24"/>
         </w:rPr>
         <w:object w:dxaOrig="859" w:dyaOrig="400" w14:anchorId="1E9B84D8">
-          <v:shape id="_x0000_i1081" type="#_x0000_t75" style="width:42.75pt;height:20.25pt" o:ole="">
-            <v:imagedata r:id="rId110" o:title=""/>
+          <v:shape id="_x0000_i1081" type="#_x0000_t75" style="width:42.6pt;height:20.4pt" o:ole="">
+            <v:imagedata r:id="rId120" o:title=""/>
           </v:shape>
-          <o:OLEObject Type="Embed" ProgID="Equation.DSMT4" ShapeID="_x0000_i1081" DrawAspect="Content" ObjectID="_1844965271" r:id="rId111"/>
+          <o:OLEObject Type="Embed" ProgID="Equation.DSMT4" ShapeID="_x0000_i1081" DrawAspect="Content" ObjectID="_1849804477" r:id="rId121"/>
         </w:object>
       </w:r>
       <w:r>
@@ -2039,10 +2670,10 @@
           <w:szCs w:val="24"/>
         </w:rPr>
         <w:object w:dxaOrig="480" w:dyaOrig="279" w14:anchorId="4F44165A">
-          <v:shape id="_x0000_i1082" type="#_x0000_t75" style="width:23.25pt;height:14.25pt" o:ole="">
-            <v:imagedata r:id="rId112" o:title=""/>
+          <v:shape id="_x0000_i1082" type="#_x0000_t75" style="width:23.4pt;height:14.4pt" o:ole="">
+            <v:imagedata r:id="rId122" o:title=""/>
           </v:shape>
-          <o:OLEObject Type="Embed" ProgID="Equation.DSMT4" ShapeID="_x0000_i1082" DrawAspect="Content" ObjectID="_1844965272" r:id="rId113"/>
+          <o:OLEObject Type="Embed" ProgID="Equation.DSMT4" ShapeID="_x0000_i1082" DrawAspect="Content" ObjectID="_1849804478" r:id="rId123"/>
         </w:object>
       </w:r>
       <w:r>
@@ -2162,10 +2793,10 @@
           <w:szCs w:val="24"/>
         </w:rPr>
         <w:object w:dxaOrig="1300" w:dyaOrig="660" w14:anchorId="021A6A45">
-          <v:shape id="_x0000_i1083" type="#_x0000_t75" style="width:64.5pt;height:33.75pt" o:ole="">
-            <v:imagedata r:id="rId114" o:title=""/>
+          <v:shape id="_x0000_i1083" type="#_x0000_t75" style="width:64.2pt;height:33.6pt" o:ole="">
+            <v:imagedata r:id="rId124" o:title=""/>
           </v:shape>
-          <o:OLEObject Type="Embed" ProgID="Equation.DSMT4" ShapeID="_x0000_i1083" DrawAspect="Content" ObjectID="_1844965273" r:id="rId115"/>
+          <o:OLEObject Type="Embed" ProgID="Equation.DSMT4" ShapeID="_x0000_i1083" DrawAspect="Content" ObjectID="_1849804479" r:id="rId125"/>
         </w:object>
       </w:r>
       <w:r>
@@ -2210,7 +2841,7 @@
                     <pic:cNvPicPr/>
                   </pic:nvPicPr>
                   <pic:blipFill>
-                    <a:blip r:embed="rId116">
+                    <a:blip r:embed="rId126">
                       <a:extLst>
                         <a:ext uri="{28A0092B-C50C-407E-A947-70E740481C1C}">
                           <a14:useLocalDpi xmlns:a14="http://schemas.microsoft.com/office/drawing/2010/main" val="0"/>
@@ -2321,10 +2952,10 @@
           <w:szCs w:val="24"/>
         </w:rPr>
         <w:object w:dxaOrig="2720" w:dyaOrig="400" w14:anchorId="4A6B77F0">
-          <v:shape id="_x0000_i1084" type="#_x0000_t75" style="width:135.75pt;height:20.25pt" o:ole="">
-            <v:imagedata r:id="rId117" o:title=""/>
+          <v:shape id="_x0000_i1084" type="#_x0000_t75" style="width:135.6pt;height:20.4pt" o:ole="">
+            <v:imagedata r:id="rId127" o:title=""/>
           </v:shape>
-          <o:OLEObject Type="Embed" ProgID="Equation.DSMT4" ShapeID="_x0000_i1084" DrawAspect="Content" ObjectID="_1844965274" r:id="rId118"/>
+          <o:OLEObject Type="Embed" ProgID="Equation.DSMT4" ShapeID="_x0000_i1084" DrawAspect="Content" ObjectID="_1849804480" r:id="rId128"/>
         </w:object>
       </w:r>
       <w:r>
@@ -2339,10 +2970,10 @@
           <w:szCs w:val="24"/>
         </w:rPr>
         <w:object w:dxaOrig="2620" w:dyaOrig="660" w14:anchorId="17E505BD">
-          <v:shape id="_x0000_i1085" type="#_x0000_t75" style="width:130.5pt;height:33.75pt" o:ole="">
-            <v:imagedata r:id="rId119" o:title=""/>
+          <v:shape id="_x0000_i1085" type="#_x0000_t75" style="width:130.2pt;height:33.6pt" o:ole="">
+            <v:imagedata r:id="rId129" o:title=""/>
           </v:shape>
-          <o:OLEObject Type="Embed" ProgID="Equation.DSMT4" ShapeID="_x0000_i1085" DrawAspect="Content" ObjectID="_1844965275" r:id="rId120"/>
+          <o:OLEObject Type="Embed" ProgID="Equation.DSMT4" ShapeID="_x0000_i1085" DrawAspect="Content" ObjectID="_1849804481" r:id="rId130"/>
         </w:object>
       </w:r>
       <w:r>
@@ -2357,10 +2988,10 @@
           <w:szCs w:val="24"/>
         </w:rPr>
         <w:object w:dxaOrig="3580" w:dyaOrig="560" w14:anchorId="4819DC15">
-          <v:shape id="_x0000_i1086" type="#_x0000_t75" style="width:179.2pt;height:27.75pt" o:ole="">
-            <v:imagedata r:id="rId121" o:title=""/>
+          <v:shape id="_x0000_i1086" type="#_x0000_t75" style="width:179.4pt;height:27.6pt" o:ole="">
+            <v:imagedata r:id="rId131" o:title=""/>
           </v:shape>
-          <o:OLEObject Type="Embed" ProgID="Equation.DSMT4" ShapeID="_x0000_i1086" DrawAspect="Content" ObjectID="_1844965276" r:id="rId122"/>
+          <o:OLEObject Type="Embed" ProgID="Equation.DSMT4" ShapeID="_x0000_i1086" DrawAspect="Content" ObjectID="_1849804482" r:id="rId132"/>
         </w:object>
       </w:r>
       <w:r>
@@ -2375,10 +3006,10 @@
           <w:szCs w:val="24"/>
         </w:rPr>
         <w:object w:dxaOrig="1620" w:dyaOrig="460" w14:anchorId="231CE2DA">
-          <v:shape id="_x0000_i1087" type="#_x0000_t75" style="width:81pt;height:23.25pt" o:ole="">
-            <v:imagedata r:id="rId123" o:title=""/>
+          <v:shape id="_x0000_i1087" type="#_x0000_t75" style="width:81pt;height:23.4pt" o:ole="">
+            <v:imagedata r:id="rId133" o:title=""/>
           </v:shape>
-          <o:OLEObject Type="Embed" ProgID="Equation.DSMT4" ShapeID="_x0000_i1087" DrawAspect="Content" ObjectID="_1844965277" r:id="rId124"/>
+          <o:OLEObject Type="Embed" ProgID="Equation.DSMT4" ShapeID="_x0000_i1087" DrawAspect="Content" ObjectID="_1849804483" r:id="rId134"/>
         </w:object>
       </w:r>
       <w:r>
@@ -2393,10 +3024,10 @@
           <w:szCs w:val="24"/>
         </w:rPr>
         <w:object w:dxaOrig="2000" w:dyaOrig="660" w14:anchorId="26379B24">
-          <v:shape id="_x0000_i1088" type="#_x0000_t75" style="width:100.5pt;height:33.75pt" o:ole="">
-            <v:imagedata r:id="rId125" o:title=""/>
+          <v:shape id="_x0000_i1088" type="#_x0000_t75" style="width:100.8pt;height:33.6pt" o:ole="">
+            <v:imagedata r:id="rId135" o:title=""/>
           </v:shape>
-          <o:OLEObject Type="Embed" ProgID="Equation.DSMT4" ShapeID="_x0000_i1088" DrawAspect="Content" ObjectID="_1844965278" r:id="rId126"/>
+          <o:OLEObject Type="Embed" ProgID="Equation.DSMT4" ShapeID="_x0000_i1088" DrawAspect="Content" ObjectID="_1849804484" r:id="rId136"/>
         </w:object>
       </w:r>
       <w:r>
@@ -2547,6 +3178,7 @@
         <w:rPr>
           <w:szCs w:val="24"/>
         </w:rPr>
+        <w:lastRenderedPageBreak/>
         <w:t xml:space="preserve">Is there a value of </w:t>
       </w:r>
       <w:r>
@@ -2569,10 +3201,10 @@
           <w:szCs w:val="24"/>
         </w:rPr>
         <w:object w:dxaOrig="2340" w:dyaOrig="660" w14:anchorId="0C28ECE2">
-          <v:shape id="_x0000_i1089" type="#_x0000_t75" style="width:117pt;height:33.75pt" o:ole="">
-            <v:imagedata r:id="rId127" o:title=""/>
+          <v:shape id="_x0000_i1089" type="#_x0000_t75" style="width:117pt;height:33.6pt" o:ole="">
+            <v:imagedata r:id="rId137" o:title=""/>
           </v:shape>
-          <o:OLEObject Type="Embed" ProgID="Equation.DSMT4" ShapeID="_x0000_i1089" DrawAspect="Content" ObjectID="_1844965279" r:id="rId128"/>
+          <o:OLEObject Type="Embed" ProgID="Equation.DSMT4" ShapeID="_x0000_i1089" DrawAspect="Content" ObjectID="_1849804485" r:id="rId138"/>
         </w:object>
       </w:r>
       <w:r>
@@ -2608,10 +3240,10 @@
           <w:szCs w:val="24"/>
         </w:rPr>
         <w:object w:dxaOrig="5200" w:dyaOrig="760" w14:anchorId="19145A2C">
-          <v:shape id="_x0000_i1090" type="#_x0000_t75" style="width:260.25pt;height:38.25pt" o:ole="">
-            <v:imagedata r:id="rId129" o:title=""/>
+          <v:shape id="_x0000_i1090" type="#_x0000_t75" style="width:260.4pt;height:38.4pt" o:ole="">
+            <v:imagedata r:id="rId139" o:title=""/>
           </v:shape>
-          <o:OLEObject Type="Embed" ProgID="Equation.DSMT4" ShapeID="_x0000_i1090" DrawAspect="Content" ObjectID="_1844965280" r:id="rId130"/>
+          <o:OLEObject Type="Embed" ProgID="Equation.DSMT4" ShapeID="_x0000_i1090" DrawAspect="Content" ObjectID="_1849804486" r:id="rId140"/>
         </w:object>
       </w:r>
       <w:r>
@@ -2626,10 +3258,10 @@
           <w:szCs w:val="24"/>
         </w:rPr>
         <w:object w:dxaOrig="700" w:dyaOrig="400" w14:anchorId="3CD3F9B4">
-          <v:shape id="_x0000_i1091" type="#_x0000_t75" style="width:35.25pt;height:20.25pt" o:ole="">
-            <v:imagedata r:id="rId131" o:title=""/>
+          <v:shape id="_x0000_i1091" type="#_x0000_t75" style="width:35.4pt;height:20.4pt" o:ole="">
+            <v:imagedata r:id="rId141" o:title=""/>
           </v:shape>
-          <o:OLEObject Type="Embed" ProgID="Equation.DSMT4" ShapeID="_x0000_i1091" DrawAspect="Content" ObjectID="_1844965281" r:id="rId132"/>
+          <o:OLEObject Type="Embed" ProgID="Equation.DSMT4" ShapeID="_x0000_i1091" DrawAspect="Content" ObjectID="_1849804487" r:id="rId142"/>
         </w:object>
       </w:r>
       <w:r>
@@ -2683,133 +3315,10 @@
           <w:szCs w:val="24"/>
         </w:rPr>
         <w:object w:dxaOrig="3760" w:dyaOrig="2580" w14:anchorId="2B1F5408">
-          <v:shape id="_x0000_i1092" type="#_x0000_t75" style="width:188.2pt;height:129.75pt" o:ole="">
-            <v:imagedata r:id="rId133" o:title=""/>
-          </v:shape>
-          <o:OLEObject Type="Embed" ProgID="Equation.DSMT4" ShapeID="_x0000_i1092" DrawAspect="Content" ObjectID="_1844965282" r:id="rId134"/>
-        </w:object>
-      </w:r>
-    </w:p>
-    <w:p>
-      <w:pPr>
-        <w:rPr>
-          <w:szCs w:val="24"/>
-        </w:rPr>
-      </w:pPr>
-    </w:p>
-    <w:p>
-      <w:pPr>
-        <w:ind w:left="720"/>
-        <w:rPr>
-          <w:szCs w:val="24"/>
-        </w:rPr>
-      </w:pPr>
-      <w:r>
-        <w:rPr>
-          <w:szCs w:val="24"/>
-        </w:rPr>
-        <w:t>To make</w:t>
-      </w:r>
-      <w:r>
-        <w:rPr>
-          <w:position w:val="-6"/>
-        </w:rPr>
-        <w:object w:dxaOrig="1960" w:dyaOrig="320" w14:anchorId="6BE78CC6">
-          <v:shape id="_x0000_i1093" type="#_x0000_t75" style="width:98.3pt;height:15pt" o:ole="">
-            <v:imagedata r:id="rId135" o:title=""/>
-          </v:shape>
-          <o:OLEObject Type="Embed" ProgID="Equation.DSMT4" ShapeID="_x0000_i1093" DrawAspect="Content" ObjectID="_1844965283" r:id="rId136"/>
-        </w:object>
-      </w:r>
-      <w:r>
-        <w:t xml:space="preserve">divisible by </w:t>
-      </w:r>
-      <w:r>
-        <w:rPr>
-          <w:position w:val="-14"/>
-        </w:rPr>
-        <w:object w:dxaOrig="700" w:dyaOrig="400" w14:anchorId="2D1067EA">
-          <v:shape id="_x0000_i1094" type="#_x0000_t75" style="width:35.25pt;height:20.25pt" o:ole="">
-            <v:imagedata r:id="rId137" o:title=""/>
-          </v:shape>
-          <o:OLEObject Type="Embed" ProgID="Equation.DSMT4" ShapeID="_x0000_i1094" DrawAspect="Content" ObjectID="_1844965284" r:id="rId138"/>
-        </w:object>
-      </w:r>
-      <w:r>
-        <w:rPr>
-          <w:szCs w:val="24"/>
-        </w:rPr>
-        <w:t xml:space="preserve">it must be the case that the remainder is 0 and therefore we need </w:t>
-      </w:r>
-    </w:p>
-    <w:p>
-      <w:pPr>
-        <w:ind w:left="720" w:firstLine="720"/>
-        <w:rPr>
-          <w:szCs w:val="24"/>
-        </w:rPr>
-      </w:pPr>
-      <w:r>
-        <w:rPr>
-          <w:position w:val="-82"/>
-          <w:szCs w:val="24"/>
-        </w:rPr>
-        <w:object w:dxaOrig="2299" w:dyaOrig="1760" w14:anchorId="696F49B5">
-          <v:shape id="_x0000_i1095" type="#_x0000_t75" style="width:114.7pt;height:87.05pt" o:ole="">
-            <v:imagedata r:id="rId139" o:title=""/>
-          </v:shape>
-          <o:OLEObject Type="Embed" ProgID="Equation.DSMT4" ShapeID="_x0000_i1095" DrawAspect="Content" ObjectID="_1844965285" r:id="rId140"/>
-        </w:object>
-      </w:r>
-    </w:p>
-    <w:p>
-      <w:pPr>
-        <w:rPr>
-          <w:szCs w:val="24"/>
-        </w:rPr>
-      </w:pPr>
-    </w:p>
-    <w:p>
-      <w:pPr>
-        <w:ind w:left="720"/>
-        <w:rPr>
-          <w:szCs w:val="24"/>
-        </w:rPr>
-      </w:pPr>
-      <w:r>
-        <w:rPr>
-          <w:szCs w:val="24"/>
-        </w:rPr>
-        <w:t xml:space="preserve">So, if </w:t>
-      </w:r>
-      <w:r>
-        <w:rPr>
-          <w:position w:val="-24"/>
-          <w:szCs w:val="24"/>
-        </w:rPr>
-        <w:object w:dxaOrig="720" w:dyaOrig="620" w14:anchorId="6D6B8C74">
-          <v:shape id="_x0000_i1096" type="#_x0000_t75" style="width:36.75pt;height:30.75pt" o:ole="">
-            <v:imagedata r:id="rId141" o:title=""/>
-          </v:shape>
-          <o:OLEObject Type="Embed" ProgID="Equation.DSMT4" ShapeID="_x0000_i1096" DrawAspect="Content" ObjectID="_1844965286" r:id="rId142"/>
-        </w:object>
-      </w:r>
-      <w:r>
-        <w:rPr>
-          <w:szCs w:val="24"/>
-        </w:rPr>
-        <w:t xml:space="preserve">then </w:t>
-      </w:r>
-      <w:r>
-        <w:rPr>
-          <w:position w:val="-32"/>
-          <w:szCs w:val="24"/>
-        </w:rPr>
-        <w:object w:dxaOrig="8620" w:dyaOrig="1040" w14:anchorId="51F826F7">
-          <v:shape id="_x0000_i1097" type="#_x0000_t75" style="width:431.45pt;height:51.75pt" o:ole="">
+          <v:shape id="_x0000_i1092" type="#_x0000_t75" style="width:188.4pt;height:129.6pt" o:ole="">
             <v:imagedata r:id="rId143" o:title=""/>
           </v:shape>
-          <o:OLEObject Type="Embed" ProgID="Equation.DSMT4" ShapeID="_x0000_i1097" DrawAspect="Content" ObjectID="_1844965287" r:id="rId144"/>
+          <o:OLEObject Type="Embed" ProgID="Equation.DSMT4" ShapeID="_x0000_i1092" DrawAspect="Content" ObjectID="_1849804488" r:id="rId144"/>
         </w:object>
       </w:r>
     </w:p>
@@ -2820,13 +3329,136 @@
         </w:rPr>
       </w:pPr>
     </w:p>
+    <w:p>
+      <w:pPr>
+        <w:ind w:left="720"/>
+        <w:rPr>
+          <w:szCs w:val="24"/>
+        </w:rPr>
+      </w:pPr>
+      <w:r>
+        <w:rPr>
+          <w:szCs w:val="24"/>
+        </w:rPr>
+        <w:t>To make</w:t>
+      </w:r>
+      <w:r>
+        <w:rPr>
+          <w:position w:val="-6"/>
+        </w:rPr>
+        <w:object w:dxaOrig="1960" w:dyaOrig="320" w14:anchorId="6BE78CC6">
+          <v:shape id="_x0000_i1093" type="#_x0000_t75" style="width:98.4pt;height:15pt" o:ole="">
+            <v:imagedata r:id="rId145" o:title=""/>
+          </v:shape>
+          <o:OLEObject Type="Embed" ProgID="Equation.DSMT4" ShapeID="_x0000_i1093" DrawAspect="Content" ObjectID="_1849804489" r:id="rId146"/>
+        </w:object>
+      </w:r>
+      <w:r>
+        <w:t xml:space="preserve">divisible by </w:t>
+      </w:r>
+      <w:r>
+        <w:rPr>
+          <w:position w:val="-14"/>
+        </w:rPr>
+        <w:object w:dxaOrig="700" w:dyaOrig="400" w14:anchorId="2D1067EA">
+          <v:shape id="_x0000_i1094" type="#_x0000_t75" style="width:35.4pt;height:20.4pt" o:ole="">
+            <v:imagedata r:id="rId147" o:title=""/>
+          </v:shape>
+          <o:OLEObject Type="Embed" ProgID="Equation.DSMT4" ShapeID="_x0000_i1094" DrawAspect="Content" ObjectID="_1849804490" r:id="rId148"/>
+        </w:object>
+      </w:r>
+      <w:r>
+        <w:rPr>
+          <w:szCs w:val="24"/>
+        </w:rPr>
+        <w:t xml:space="preserve">it must be the case that the remainder is 0 and therefore we need </w:t>
+      </w:r>
+    </w:p>
+    <w:p>
+      <w:pPr>
+        <w:ind w:left="720" w:firstLine="720"/>
+        <w:rPr>
+          <w:szCs w:val="24"/>
+        </w:rPr>
+      </w:pPr>
+      <w:r>
+        <w:rPr>
+          <w:position w:val="-82"/>
+          <w:szCs w:val="24"/>
+        </w:rPr>
+        <w:object w:dxaOrig="2299" w:dyaOrig="1760" w14:anchorId="696F49B5">
+          <v:shape id="_x0000_i1095" type="#_x0000_t75" style="width:114.6pt;height:87pt" o:ole="">
+            <v:imagedata r:id="rId149" o:title=""/>
+          </v:shape>
+          <o:OLEObject Type="Embed" ProgID="Equation.DSMT4" ShapeID="_x0000_i1095" DrawAspect="Content" ObjectID="_1849804491" r:id="rId150"/>
+        </w:object>
+      </w:r>
+    </w:p>
+    <w:p>
+      <w:pPr>
+        <w:rPr>
+          <w:szCs w:val="24"/>
+        </w:rPr>
+      </w:pPr>
+    </w:p>
+    <w:p>
+      <w:pPr>
+        <w:ind w:left="720"/>
+        <w:rPr>
+          <w:szCs w:val="24"/>
+        </w:rPr>
+      </w:pPr>
+      <w:r>
+        <w:rPr>
+          <w:szCs w:val="24"/>
+        </w:rPr>
+        <w:t xml:space="preserve">So, if </w:t>
+      </w:r>
+      <w:r>
+        <w:rPr>
+          <w:position w:val="-24"/>
+          <w:szCs w:val="24"/>
+        </w:rPr>
+        <w:object w:dxaOrig="720" w:dyaOrig="620" w14:anchorId="6D6B8C74">
+          <v:shape id="_x0000_i1096" type="#_x0000_t75" style="width:36.6pt;height:30.6pt" o:ole="">
+            <v:imagedata r:id="rId151" o:title=""/>
+          </v:shape>
+          <o:OLEObject Type="Embed" ProgID="Equation.DSMT4" ShapeID="_x0000_i1096" DrawAspect="Content" ObjectID="_1849804492" r:id="rId152"/>
+        </w:object>
+      </w:r>
+      <w:r>
+        <w:rPr>
+          <w:szCs w:val="24"/>
+        </w:rPr>
+        <w:t xml:space="preserve">then </w:t>
+      </w:r>
+      <w:r>
+        <w:rPr>
+          <w:position w:val="-32"/>
+          <w:szCs w:val="24"/>
+        </w:rPr>
+        <w:object w:dxaOrig="8620" w:dyaOrig="1040" w14:anchorId="51F826F7">
+          <v:shape id="_x0000_i1097" type="#_x0000_t75" style="width:431.4pt;height:51.6pt" o:ole="">
+            <v:imagedata r:id="rId153" o:title=""/>
+          </v:shape>
+          <o:OLEObject Type="Embed" ProgID="Equation.DSMT4" ShapeID="_x0000_i1097" DrawAspect="Content" ObjectID="_1849804493" r:id="rId154"/>
+        </w:object>
+      </w:r>
+    </w:p>
+    <w:p>
+      <w:pPr>
+        <w:rPr>
+          <w:szCs w:val="24"/>
+        </w:rPr>
+      </w:pPr>
+    </w:p>
     <w:sectPr>
-      <w:headerReference w:type="even" r:id="rId145"/>
-      <w:headerReference w:type="default" r:id="rId146"/>
-      <w:footerReference w:type="even" r:id="rId147"/>
-      <w:footerReference w:type="default" r:id="rId148"/>
-      <w:headerReference w:type="first" r:id="rId149"/>
-      <w:footerReference w:type="first" r:id="rId150"/>
+      <w:headerReference w:type="even" r:id="rId155"/>
+      <w:headerReference w:type="default" r:id="rId156"/>
+      <w:footerReference w:type="even" r:id="rId157"/>
+      <w:footerReference w:type="default" r:id="rId158"/>
+      <w:headerReference w:type="first" r:id="rId159"/>
+      <w:footerReference w:type="first" r:id="rId160"/>
       <w:pgSz w:w="12240" w:h="15840"/>
       <w:pgMar w:top="720" w:right="720" w:bottom="720" w:left="720" w:header="576" w:footer="720" w:gutter="0"/>
       <w:cols w:space="720"/>
